--- a/Docs/06_[KLTN - 86] ProjectDatabase.docx
+++ b/Docs/06_[KLTN - 86] ProjectDatabase.docx
@@ -1153,7 +1153,7 @@
                 <w:sz w:val="26"/>
                 <w:szCs w:val="26"/>
               </w:rPr>
-              <w:t>12/03/2026</w:t>
+              <w:t>19/03/2026</w:t>
             </w:r>
           </w:p>
         </w:tc>
@@ -1202,7 +1202,15 @@
                 <w:sz w:val="26"/>
                 <w:szCs w:val="26"/>
               </w:rPr>
-              <w:t>15/05/2026</w:t>
+              <w:t>20</w:t>
+            </w:r>
+            <w:r>
+              <w:rPr>
+                <w:rFonts w:ascii="Times New Roman" w:hAnsi="Times New Roman" w:cs="Times New Roman"/>
+                <w:sz w:val="26"/>
+                <w:szCs w:val="26"/>
+              </w:rPr>
+              <w:t>/03/2026</w:t>
             </w:r>
           </w:p>
         </w:tc>
@@ -2219,15 +2227,33 @@
                 <w:rFonts w:ascii="Times New Roman" w:hAnsi="Times New Roman" w:cs="Times New Roman"/>
                 <w:sz w:val="26"/>
                 <w:szCs w:val="26"/>
-              </w:rPr>
-            </w:pPr>
-            <w:r>
-              <w:rPr>
-                <w:rFonts w:ascii="Times New Roman" w:hAnsi="Times New Roman" w:cs="Times New Roman"/>
-                <w:sz w:val="26"/>
-                <w:szCs w:val="26"/>
-              </w:rPr>
-              <w:t>Dương Thanh Khải</w:t>
+                <w:lang w:val="vi-VN"/>
+              </w:rPr>
+            </w:pPr>
+            <w:r>
+              <w:rPr>
+                <w:rFonts w:ascii="Times New Roman" w:hAnsi="Times New Roman" w:cs="Times New Roman"/>
+                <w:sz w:val="26"/>
+                <w:szCs w:val="26"/>
+              </w:rPr>
+              <w:t xml:space="preserve">Dương Thanh </w:t>
+            </w:r>
+            <w:r>
+              <w:rPr>
+                <w:rFonts w:ascii="Times New Roman" w:hAnsi="Times New Roman" w:cs="Times New Roman"/>
+                <w:sz w:val="26"/>
+                <w:szCs w:val="26"/>
+              </w:rPr>
+              <w:t>Khải</w:t>
+            </w:r>
+            <w:r>
+              <w:rPr>
+                <w:rFonts w:ascii="Times New Roman" w:hAnsi="Times New Roman" w:cs="Times New Roman"/>
+                <w:sz w:val="26"/>
+                <w:szCs w:val="26"/>
+                <w:lang w:val="vi-VN"/>
+              </w:rPr>
+              <w:t>, Trần Duy Phước</w:t>
             </w:r>
           </w:p>
         </w:tc>
@@ -2453,7 +2479,7 @@
                 <w:sz w:val="26"/>
                 <w:szCs w:val="26"/>
               </w:rPr>
-              <w:t>04/04/2026</w:t>
+              <w:t>19/03/2026</w:t>
             </w:r>
           </w:p>
         </w:tc>
@@ -2469,8 +2495,26 @@
                 <w:rFonts w:ascii="Times New Roman" w:hAnsi="Times New Roman" w:cs="Times New Roman"/>
                 <w:sz w:val="26"/>
                 <w:szCs w:val="26"/>
-              </w:rPr>
-            </w:pPr>
+                <w:lang w:val="vi-VN"/>
+              </w:rPr>
+            </w:pPr>
+            <w:r>
+              <w:rPr>
+                <w:rFonts w:ascii="Times New Roman" w:hAnsi="Times New Roman" w:cs="Times New Roman"/>
+                <w:sz w:val="26"/>
+                <w:szCs w:val="26"/>
+              </w:rPr>
+              <w:t>Tạo</w:t>
+            </w:r>
+            <w:r>
+              <w:rPr>
+                <w:rFonts w:ascii="Times New Roman" w:hAnsi="Times New Roman" w:cs="Times New Roman"/>
+                <w:sz w:val="26"/>
+                <w:szCs w:val="26"/>
+                <w:lang w:val="vi-VN"/>
+              </w:rPr>
+              <w:t xml:space="preserve"> tài liệu</w:t>
+            </w:r>
           </w:p>
         </w:tc>
       </w:tr>
@@ -2490,6 +2534,15 @@
                 <w:lang w:val="vi-VN"/>
               </w:rPr>
             </w:pPr>
+            <w:r>
+              <w:rPr>
+                <w:rFonts w:ascii="Times New Roman" w:hAnsi="Times New Roman" w:cs="Times New Roman"/>
+                <w:sz w:val="26"/>
+                <w:szCs w:val="26"/>
+                <w:lang w:val="vi-VN"/>
+              </w:rPr>
+              <w:t>1.1</w:t>
+            </w:r>
           </w:p>
         </w:tc>
         <w:tc>
@@ -2504,8 +2557,47 @@
                 <w:rFonts w:ascii="Times New Roman" w:hAnsi="Times New Roman" w:cs="Times New Roman"/>
                 <w:sz w:val="26"/>
                 <w:szCs w:val="26"/>
-              </w:rPr>
-            </w:pPr>
+                <w:lang w:val="vi-VN"/>
+              </w:rPr>
+            </w:pPr>
+            <w:r>
+              <w:rPr>
+                <w:rFonts w:ascii="Times New Roman" w:hAnsi="Times New Roman" w:cs="Times New Roman"/>
+                <w:sz w:val="26"/>
+                <w:szCs w:val="26"/>
+                <w:lang w:val="vi-VN"/>
+              </w:rPr>
+              <w:t>Dương Thanh Khải</w:t>
+            </w:r>
+          </w:p>
+          <w:p>
+            <w:pPr>
+              <w:spacing w:line="360" w:lineRule="auto"/>
+              <w:jc w:val="center"/>
+              <w:rPr>
+                <w:rFonts w:ascii="Times New Roman" w:hAnsi="Times New Roman" w:cs="Times New Roman"/>
+                <w:sz w:val="26"/>
+                <w:szCs w:val="26"/>
+                <w:lang w:val="vi-VN"/>
+              </w:rPr>
+            </w:pPr>
+            <w:r>
+              <w:rPr>
+                <w:rFonts w:ascii="Times New Roman" w:hAnsi="Times New Roman" w:cs="Times New Roman"/>
+                <w:sz w:val="26"/>
+                <w:szCs w:val="26"/>
+              </w:rPr>
+              <w:t>Trần</w:t>
+            </w:r>
+            <w:r>
+              <w:rPr>
+                <w:rFonts w:ascii="Times New Roman" w:hAnsi="Times New Roman" w:cs="Times New Roman"/>
+                <w:sz w:val="26"/>
+                <w:szCs w:val="26"/>
+                <w:lang w:val="vi-VN"/>
+              </w:rPr>
+              <w:t xml:space="preserve"> Duy Phước</w:t>
+            </w:r>
           </w:p>
         </w:tc>
         <w:tc>
@@ -2522,6 +2614,22 @@
                 <w:szCs w:val="26"/>
               </w:rPr>
             </w:pPr>
+            <w:r>
+              <w:rPr>
+                <w:rFonts w:ascii="Times New Roman" w:hAnsi="Times New Roman" w:cs="Times New Roman"/>
+                <w:sz w:val="26"/>
+                <w:szCs w:val="26"/>
+              </w:rPr>
+              <w:t>20</w:t>
+            </w:r>
+            <w:r>
+              <w:rPr>
+                <w:rFonts w:ascii="Times New Roman" w:hAnsi="Times New Roman" w:cs="Times New Roman"/>
+                <w:sz w:val="26"/>
+                <w:szCs w:val="26"/>
+              </w:rPr>
+              <w:t>/03/2026</w:t>
+            </w:r>
           </w:p>
         </w:tc>
         <w:tc>
@@ -2539,6 +2647,15 @@
                 <w:lang w:val="vi-VN"/>
               </w:rPr>
             </w:pPr>
+            <w:r>
+              <w:rPr>
+                <w:rFonts w:ascii="Times New Roman" w:hAnsi="Times New Roman" w:cs="Times New Roman"/>
+                <w:sz w:val="26"/>
+                <w:szCs w:val="26"/>
+                <w:lang w:val="vi-VN"/>
+              </w:rPr>
+              <w:t>Chỉnh sửa tài liệu</w:t>
+            </w:r>
           </w:p>
         </w:tc>
       </w:tr>

--- a/Docs/06_[KLTN - 86] ProjectDatabase.docx
+++ b/Docs/06_[KLTN - 86] ProjectDatabase.docx
@@ -2892,13 +2892,23 @@
                 <w:szCs w:val="26"/>
               </w:rPr>
             </w:pPr>
-            <w:r>
-              <w:rPr>
-                <w:rFonts w:ascii="Times New Roman" w:hAnsi="Times New Roman" w:cs="Times New Roman"/>
-                <w:sz w:val="26"/>
-                <w:szCs w:val="26"/>
-              </w:rPr>
-              <w:t>…./…./2026</w:t>
+            <w:proofErr w:type="gramStart"/>
+            <w:r>
+              <w:rPr>
+                <w:rFonts w:ascii="Times New Roman" w:hAnsi="Times New Roman" w:cs="Times New Roman"/>
+                <w:sz w:val="26"/>
+                <w:szCs w:val="26"/>
+              </w:rPr>
+              <w:t>…./…./</w:t>
+            </w:r>
+            <w:proofErr w:type="gramEnd"/>
+            <w:r>
+              <w:rPr>
+                <w:rFonts w:ascii="Times New Roman" w:hAnsi="Times New Roman" w:cs="Times New Roman"/>
+                <w:sz w:val="26"/>
+                <w:szCs w:val="26"/>
+              </w:rPr>
+              <w:t>2026</w:t>
             </w:r>
           </w:p>
         </w:tc>
@@ -3078,13 +3088,23 @@
                 <w:szCs w:val="26"/>
               </w:rPr>
             </w:pPr>
-            <w:r>
-              <w:rPr>
-                <w:rFonts w:ascii="Times New Roman" w:hAnsi="Times New Roman" w:cs="Times New Roman"/>
-                <w:sz w:val="26"/>
-                <w:szCs w:val="26"/>
-              </w:rPr>
-              <w:t>…./…./2026</w:t>
+            <w:proofErr w:type="gramStart"/>
+            <w:r>
+              <w:rPr>
+                <w:rFonts w:ascii="Times New Roman" w:hAnsi="Times New Roman" w:cs="Times New Roman"/>
+                <w:sz w:val="26"/>
+                <w:szCs w:val="26"/>
+              </w:rPr>
+              <w:t>…./…./</w:t>
+            </w:r>
+            <w:proofErr w:type="gramEnd"/>
+            <w:r>
+              <w:rPr>
+                <w:rFonts w:ascii="Times New Roman" w:hAnsi="Times New Roman" w:cs="Times New Roman"/>
+                <w:sz w:val="26"/>
+                <w:szCs w:val="26"/>
+              </w:rPr>
+              <w:t>2026</w:t>
             </w:r>
           </w:p>
         </w:tc>
@@ -3273,13 +3293,23 @@
                 <w:szCs w:val="26"/>
               </w:rPr>
             </w:pPr>
-            <w:r>
-              <w:rPr>
-                <w:rFonts w:ascii="Times New Roman" w:hAnsi="Times New Roman" w:cs="Times New Roman"/>
-                <w:sz w:val="26"/>
-                <w:szCs w:val="26"/>
-              </w:rPr>
-              <w:t>…./…./2026</w:t>
+            <w:proofErr w:type="gramStart"/>
+            <w:r>
+              <w:rPr>
+                <w:rFonts w:ascii="Times New Roman" w:hAnsi="Times New Roman" w:cs="Times New Roman"/>
+                <w:sz w:val="26"/>
+                <w:szCs w:val="26"/>
+              </w:rPr>
+              <w:t>…./…./</w:t>
+            </w:r>
+            <w:proofErr w:type="gramEnd"/>
+            <w:r>
+              <w:rPr>
+                <w:rFonts w:ascii="Times New Roman" w:hAnsi="Times New Roman" w:cs="Times New Roman"/>
+                <w:sz w:val="26"/>
+                <w:szCs w:val="26"/>
+              </w:rPr>
+              <w:t>2026</w:t>
             </w:r>
           </w:p>
         </w:tc>
@@ -3468,13 +3498,23 @@
                 <w:szCs w:val="26"/>
               </w:rPr>
             </w:pPr>
-            <w:r>
-              <w:rPr>
-                <w:rFonts w:ascii="Times New Roman" w:hAnsi="Times New Roman" w:cs="Times New Roman"/>
-                <w:sz w:val="26"/>
-                <w:szCs w:val="26"/>
-              </w:rPr>
-              <w:t>…./…./2026</w:t>
+            <w:proofErr w:type="gramStart"/>
+            <w:r>
+              <w:rPr>
+                <w:rFonts w:ascii="Times New Roman" w:hAnsi="Times New Roman" w:cs="Times New Roman"/>
+                <w:sz w:val="26"/>
+                <w:szCs w:val="26"/>
+              </w:rPr>
+              <w:t>…./…./</w:t>
+            </w:r>
+            <w:proofErr w:type="gramEnd"/>
+            <w:r>
+              <w:rPr>
+                <w:rFonts w:ascii="Times New Roman" w:hAnsi="Times New Roman" w:cs="Times New Roman"/>
+                <w:sz w:val="26"/>
+                <w:szCs w:val="26"/>
+              </w:rPr>
+              <w:t>2026</w:t>
             </w:r>
           </w:p>
         </w:tc>
@@ -3652,13 +3692,23 @@
                 <w:szCs w:val="26"/>
               </w:rPr>
             </w:pPr>
-            <w:r>
-              <w:rPr>
-                <w:rFonts w:ascii="Times New Roman" w:hAnsi="Times New Roman" w:cs="Times New Roman"/>
-                <w:sz w:val="26"/>
-                <w:szCs w:val="26"/>
-              </w:rPr>
-              <w:t>…./…./2026</w:t>
+            <w:proofErr w:type="gramStart"/>
+            <w:r>
+              <w:rPr>
+                <w:rFonts w:ascii="Times New Roman" w:hAnsi="Times New Roman" w:cs="Times New Roman"/>
+                <w:sz w:val="26"/>
+                <w:szCs w:val="26"/>
+              </w:rPr>
+              <w:t>…./…./</w:t>
+            </w:r>
+            <w:proofErr w:type="gramEnd"/>
+            <w:r>
+              <w:rPr>
+                <w:rFonts w:ascii="Times New Roman" w:hAnsi="Times New Roman" w:cs="Times New Roman"/>
+                <w:sz w:val="26"/>
+                <w:szCs w:val="26"/>
+              </w:rPr>
+              <w:t>2026</w:t>
             </w:r>
           </w:p>
         </w:tc>
@@ -3827,13 +3877,23 @@
                 <w:szCs w:val="26"/>
               </w:rPr>
             </w:pPr>
-            <w:r>
-              <w:rPr>
-                <w:rFonts w:ascii="Times New Roman" w:hAnsi="Times New Roman" w:cs="Times New Roman"/>
-                <w:sz w:val="26"/>
-                <w:szCs w:val="26"/>
-              </w:rPr>
-              <w:t>…./…./2026</w:t>
+            <w:proofErr w:type="gramStart"/>
+            <w:r>
+              <w:rPr>
+                <w:rFonts w:ascii="Times New Roman" w:hAnsi="Times New Roman" w:cs="Times New Roman"/>
+                <w:sz w:val="26"/>
+                <w:szCs w:val="26"/>
+              </w:rPr>
+              <w:t>…./…./</w:t>
+            </w:r>
+            <w:proofErr w:type="gramEnd"/>
+            <w:r>
+              <w:rPr>
+                <w:rFonts w:ascii="Times New Roman" w:hAnsi="Times New Roman" w:cs="Times New Roman"/>
+                <w:sz w:val="26"/>
+                <w:szCs w:val="26"/>
+              </w:rPr>
+              <w:t>2026</w:t>
             </w:r>
           </w:p>
         </w:tc>
@@ -4014,13 +4074,23 @@
                 <w:szCs w:val="26"/>
               </w:rPr>
             </w:pPr>
-            <w:r>
-              <w:rPr>
-                <w:rFonts w:ascii="Times New Roman" w:hAnsi="Times New Roman" w:cs="Times New Roman"/>
-                <w:sz w:val="26"/>
-                <w:szCs w:val="26"/>
-              </w:rPr>
-              <w:t>…./…./2026</w:t>
+            <w:proofErr w:type="gramStart"/>
+            <w:r>
+              <w:rPr>
+                <w:rFonts w:ascii="Times New Roman" w:hAnsi="Times New Roman" w:cs="Times New Roman"/>
+                <w:sz w:val="26"/>
+                <w:szCs w:val="26"/>
+              </w:rPr>
+              <w:t>…./…./</w:t>
+            </w:r>
+            <w:proofErr w:type="gramEnd"/>
+            <w:r>
+              <w:rPr>
+                <w:rFonts w:ascii="Times New Roman" w:hAnsi="Times New Roman" w:cs="Times New Roman"/>
+                <w:sz w:val="26"/>
+                <w:szCs w:val="26"/>
+              </w:rPr>
+              <w:t>2026</w:t>
             </w:r>
           </w:p>
         </w:tc>
@@ -4068,9 +4138,8 @@
       <w:sdtPr>
         <w:rPr>
           <w:rFonts w:ascii="Times New Roman" w:eastAsiaTheme="minorHAnsi" w:hAnsi="Times New Roman" w:cs="Times New Roman"/>
+          <w:b/>
           <w:color w:val="auto"/>
-          <w:sz w:val="22"/>
-          <w:szCs w:val="22"/>
         </w:rPr>
         <w:id w:val="1561050332"/>
         <w:docPartObj>
@@ -4080,15 +4149,20 @@
       </w:sdtPr>
       <w:sdtEndPr>
         <w:rPr>
-          <w:b/>
           <w:bCs/>
           <w:noProof/>
+          <w:sz w:val="26"/>
+          <w:szCs w:val="26"/>
         </w:rPr>
       </w:sdtEndPr>
       <w:sdtContent>
         <w:p>
           <w:pPr>
             <w:pStyle w:val="TOCHeading"/>
+            <w:tabs>
+              <w:tab w:val="left" w:pos="426"/>
+            </w:tabs>
+            <w:spacing w:before="0"/>
             <w:jc w:val="center"/>
             <w:rPr>
               <w:rFonts w:ascii="Times New Roman" w:hAnsi="Times New Roman" w:cs="Times New Roman"/>
@@ -4109,9 +4183,10 @@
           <w:pPr>
             <w:pStyle w:val="TOC1"/>
             <w:tabs>
-              <w:tab w:val="left" w:pos="440"/>
+              <w:tab w:val="left" w:pos="284"/>
               <w:tab w:val="right" w:leader="dot" w:pos="9062"/>
             </w:tabs>
+            <w:spacing w:after="0"/>
             <w:rPr>
               <w:rFonts w:ascii="Times New Roman" w:eastAsiaTheme="minorEastAsia" w:hAnsi="Times New Roman" w:cs="Times New Roman"/>
               <w:noProof/>
@@ -4230,7 +4305,7 @@
                 <w:sz w:val="26"/>
                 <w:szCs w:val="26"/>
               </w:rPr>
-              <w:t>5</w:t>
+              <w:t>1</w:t>
             </w:r>
             <w:r>
               <w:rPr>
@@ -4248,9 +4323,10 @@
           <w:pPr>
             <w:pStyle w:val="TOC1"/>
             <w:tabs>
-              <w:tab w:val="left" w:pos="440"/>
+              <w:tab w:val="left" w:pos="284"/>
               <w:tab w:val="right" w:leader="dot" w:pos="9062"/>
             </w:tabs>
+            <w:spacing w:after="0"/>
             <w:rPr>
               <w:rFonts w:ascii="Times New Roman" w:eastAsiaTheme="minorEastAsia" w:hAnsi="Times New Roman" w:cs="Times New Roman"/>
               <w:noProof/>
@@ -4347,7 +4423,7 @@
                 <w:sz w:val="26"/>
                 <w:szCs w:val="26"/>
               </w:rPr>
-              <w:t>5</w:t>
+              <w:t>1</w:t>
             </w:r>
             <w:r>
               <w:rPr>
@@ -4365,9 +4441,12 @@
           <w:pPr>
             <w:pStyle w:val="TOC2"/>
             <w:tabs>
+              <w:tab w:val="left" w:pos="426"/>
               <w:tab w:val="left" w:pos="880"/>
               <w:tab w:val="right" w:leader="dot" w:pos="9062"/>
             </w:tabs>
+            <w:spacing w:after="0"/>
+            <w:ind w:left="0"/>
             <w:rPr>
               <w:rFonts w:ascii="Times New Roman" w:eastAsiaTheme="minorEastAsia" w:hAnsi="Times New Roman" w:cs="Times New Roman"/>
               <w:noProof/>
@@ -4464,7 +4543,7 @@
                 <w:sz w:val="26"/>
                 <w:szCs w:val="26"/>
               </w:rPr>
-              <w:t>5</w:t>
+              <w:t>1</w:t>
             </w:r>
             <w:r>
               <w:rPr>
@@ -4482,9 +4561,12 @@
           <w:pPr>
             <w:pStyle w:val="TOC2"/>
             <w:tabs>
+              <w:tab w:val="left" w:pos="426"/>
               <w:tab w:val="left" w:pos="880"/>
               <w:tab w:val="right" w:leader="dot" w:pos="9062"/>
             </w:tabs>
+            <w:spacing w:after="0"/>
+            <w:ind w:left="0"/>
             <w:rPr>
               <w:rFonts w:ascii="Times New Roman" w:eastAsiaTheme="minorEastAsia" w:hAnsi="Times New Roman" w:cs="Times New Roman"/>
               <w:noProof/>
@@ -4579,7 +4661,7 @@
                 <w:sz w:val="26"/>
                 <w:szCs w:val="26"/>
               </w:rPr>
-              <w:t>7</w:t>
+              <w:t>3</w:t>
             </w:r>
             <w:r>
               <w:rPr>
@@ -4597,9 +4679,12 @@
           <w:pPr>
             <w:pStyle w:val="TOC2"/>
             <w:tabs>
+              <w:tab w:val="left" w:pos="426"/>
               <w:tab w:val="left" w:pos="880"/>
               <w:tab w:val="right" w:leader="dot" w:pos="9062"/>
             </w:tabs>
+            <w:spacing w:after="0"/>
+            <w:ind w:left="0"/>
             <w:rPr>
               <w:rFonts w:ascii="Times New Roman" w:eastAsiaTheme="minorEastAsia" w:hAnsi="Times New Roman" w:cs="Times New Roman"/>
               <w:noProof/>
@@ -4694,7 +4779,7 @@
                 <w:sz w:val="26"/>
                 <w:szCs w:val="26"/>
               </w:rPr>
-              <w:t>16</w:t>
+              <w:t>12</w:t>
             </w:r>
             <w:r>
               <w:rPr>
@@ -4710,6 +4795,9 @@
         </w:p>
         <w:p>
           <w:pPr>
+            <w:tabs>
+              <w:tab w:val="left" w:pos="426"/>
+            </w:tabs>
             <w:rPr>
               <w:rFonts w:ascii="Times New Roman" w:hAnsi="Times New Roman" w:cs="Times New Roman"/>
             </w:rPr>
@@ -4783,8 +4871,34 @@
           <w:sz w:val="26"/>
           <w:szCs w:val="26"/>
         </w:rPr>
+        <w:sectPr>
+          <w:headerReference w:type="default" r:id="rId10"/>
+          <w:footerReference w:type="default" r:id="rId11"/>
+          <w:pgSz w:w="11907" w:h="16839" w:code="9"/>
+          <w:pgMar w:top="1418" w:right="1134" w:bottom="1418" w:left="1701" w:header="720" w:footer="720" w:gutter="0"/>
+          <w:pgNumType w:start="1"/>
+          <w:cols w:space="720"/>
+          <w:docGrid w:linePitch="360"/>
+        </w:sectPr>
       </w:pPr>
       <w:bookmarkStart w:id="0" w:name="_Toc184648199"/>
+    </w:p>
+    <w:p>
+      <w:pPr>
+        <w:pStyle w:val="Heading1"/>
+        <w:numPr>
+          <w:ilvl w:val="0"/>
+          <w:numId w:val="3"/>
+        </w:numPr>
+        <w:spacing w:before="0"/>
+        <w:rPr>
+          <w:rFonts w:ascii="Times New Roman" w:hAnsi="Times New Roman" w:cs="Times New Roman"/>
+          <w:b/>
+          <w:color w:val="auto"/>
+          <w:sz w:val="26"/>
+          <w:szCs w:val="26"/>
+        </w:rPr>
+      </w:pPr>
       <w:r>
         <w:rPr>
           <w:rFonts w:ascii="Times New Roman" w:hAnsi="Times New Roman" w:cs="Times New Roman"/>
@@ -4978,7 +5092,7 @@
         </w:rPr>
         <w:t xml:space="preserve">MySQL là miễn phí, chúng ta có thể tải trực tiếp tại trang chủ: </w:t>
       </w:r>
-      <w:hyperlink r:id="rId10" w:history="1">
+      <w:hyperlink r:id="rId12" w:history="1">
         <w:r>
           <w:rPr>
             <w:rStyle w:val="Hyperlink"/>
@@ -6419,13 +6533,23 @@
                 <w:szCs w:val="26"/>
               </w:rPr>
             </w:pPr>
-            <w:r>
-              <w:rPr>
-                <w:rFonts w:ascii="Times New Roman" w:hAnsi="Times New Roman" w:cs="Times New Roman"/>
-                <w:sz w:val="26"/>
-                <w:szCs w:val="26"/>
-              </w:rPr>
-              <w:t>varchar(100)</w:t>
+            <w:proofErr w:type="gramStart"/>
+            <w:r>
+              <w:rPr>
+                <w:rFonts w:ascii="Times New Roman" w:hAnsi="Times New Roman" w:cs="Times New Roman"/>
+                <w:sz w:val="26"/>
+                <w:szCs w:val="26"/>
+              </w:rPr>
+              <w:t>varchar(</w:t>
+            </w:r>
+            <w:proofErr w:type="gramEnd"/>
+            <w:r>
+              <w:rPr>
+                <w:rFonts w:ascii="Times New Roman" w:hAnsi="Times New Roman" w:cs="Times New Roman"/>
+                <w:sz w:val="26"/>
+                <w:szCs w:val="26"/>
+              </w:rPr>
+              <w:t>100)</w:t>
             </w:r>
           </w:p>
         </w:tc>
@@ -6573,13 +6697,23 @@
                 <w:szCs w:val="26"/>
               </w:rPr>
             </w:pPr>
-            <w:r>
-              <w:rPr>
-                <w:rFonts w:ascii="Times New Roman" w:hAnsi="Times New Roman" w:cs="Times New Roman"/>
-                <w:sz w:val="26"/>
-                <w:szCs w:val="26"/>
-              </w:rPr>
-              <w:t>varchar(255)</w:t>
+            <w:proofErr w:type="gramStart"/>
+            <w:r>
+              <w:rPr>
+                <w:rFonts w:ascii="Times New Roman" w:hAnsi="Times New Roman" w:cs="Times New Roman"/>
+                <w:sz w:val="26"/>
+                <w:szCs w:val="26"/>
+              </w:rPr>
+              <w:t>varchar(</w:t>
+            </w:r>
+            <w:proofErr w:type="gramEnd"/>
+            <w:r>
+              <w:rPr>
+                <w:rFonts w:ascii="Times New Roman" w:hAnsi="Times New Roman" w:cs="Times New Roman"/>
+                <w:sz w:val="26"/>
+                <w:szCs w:val="26"/>
+              </w:rPr>
+              <w:t>255)</w:t>
             </w:r>
           </w:p>
         </w:tc>
@@ -6727,13 +6861,23 @@
                 <w:szCs w:val="26"/>
               </w:rPr>
             </w:pPr>
-            <w:r>
-              <w:rPr>
-                <w:rFonts w:ascii="Times New Roman" w:hAnsi="Times New Roman" w:cs="Times New Roman"/>
-                <w:sz w:val="26"/>
-                <w:szCs w:val="26"/>
-              </w:rPr>
-              <w:t>varchar(255)</w:t>
+            <w:proofErr w:type="gramStart"/>
+            <w:r>
+              <w:rPr>
+                <w:rFonts w:ascii="Times New Roman" w:hAnsi="Times New Roman" w:cs="Times New Roman"/>
+                <w:sz w:val="26"/>
+                <w:szCs w:val="26"/>
+              </w:rPr>
+              <w:t>varchar(</w:t>
+            </w:r>
+            <w:proofErr w:type="gramEnd"/>
+            <w:r>
+              <w:rPr>
+                <w:rFonts w:ascii="Times New Roman" w:hAnsi="Times New Roman" w:cs="Times New Roman"/>
+                <w:sz w:val="26"/>
+                <w:szCs w:val="26"/>
+              </w:rPr>
+              <w:t>255)</w:t>
             </w:r>
           </w:p>
         </w:tc>
@@ -6881,13 +7025,23 @@
                 <w:szCs w:val="26"/>
               </w:rPr>
             </w:pPr>
-            <w:r>
-              <w:rPr>
-                <w:rFonts w:ascii="Times New Roman" w:hAnsi="Times New Roman" w:cs="Times New Roman"/>
-                <w:sz w:val="26"/>
-                <w:szCs w:val="26"/>
-              </w:rPr>
-              <w:t>varchar(20)</w:t>
+            <w:proofErr w:type="gramStart"/>
+            <w:r>
+              <w:rPr>
+                <w:rFonts w:ascii="Times New Roman" w:hAnsi="Times New Roman" w:cs="Times New Roman"/>
+                <w:sz w:val="26"/>
+                <w:szCs w:val="26"/>
+              </w:rPr>
+              <w:t>varchar(</w:t>
+            </w:r>
+            <w:proofErr w:type="gramEnd"/>
+            <w:r>
+              <w:rPr>
+                <w:rFonts w:ascii="Times New Roman" w:hAnsi="Times New Roman" w:cs="Times New Roman"/>
+                <w:sz w:val="26"/>
+                <w:szCs w:val="26"/>
+              </w:rPr>
+              <w:t>20)</w:t>
             </w:r>
           </w:p>
         </w:tc>
@@ -7027,13 +7181,23 @@
                 <w:szCs w:val="26"/>
               </w:rPr>
             </w:pPr>
-            <w:r>
-              <w:rPr>
-                <w:rFonts w:ascii="Times New Roman" w:hAnsi="Times New Roman" w:cs="Times New Roman"/>
-                <w:sz w:val="26"/>
-                <w:szCs w:val="26"/>
-              </w:rPr>
-              <w:t>varchar(255)</w:t>
+            <w:proofErr w:type="gramStart"/>
+            <w:r>
+              <w:rPr>
+                <w:rFonts w:ascii="Times New Roman" w:hAnsi="Times New Roman" w:cs="Times New Roman"/>
+                <w:sz w:val="26"/>
+                <w:szCs w:val="26"/>
+              </w:rPr>
+              <w:t>varchar(</w:t>
+            </w:r>
+            <w:proofErr w:type="gramEnd"/>
+            <w:r>
+              <w:rPr>
+                <w:rFonts w:ascii="Times New Roman" w:hAnsi="Times New Roman" w:cs="Times New Roman"/>
+                <w:sz w:val="26"/>
+                <w:szCs w:val="26"/>
+              </w:rPr>
+              <w:t>255)</w:t>
             </w:r>
           </w:p>
         </w:tc>
@@ -7173,13 +7337,23 @@
                 <w:szCs w:val="26"/>
               </w:rPr>
             </w:pPr>
-            <w:r>
-              <w:rPr>
-                <w:rFonts w:ascii="Times New Roman" w:hAnsi="Times New Roman" w:cs="Times New Roman"/>
-                <w:sz w:val="26"/>
-                <w:szCs w:val="26"/>
-              </w:rPr>
-              <w:t>varchar(30)</w:t>
+            <w:proofErr w:type="gramStart"/>
+            <w:r>
+              <w:rPr>
+                <w:rFonts w:ascii="Times New Roman" w:hAnsi="Times New Roman" w:cs="Times New Roman"/>
+                <w:sz w:val="26"/>
+                <w:szCs w:val="26"/>
+              </w:rPr>
+              <w:t>varchar(</w:t>
+            </w:r>
+            <w:proofErr w:type="gramEnd"/>
+            <w:r>
+              <w:rPr>
+                <w:rFonts w:ascii="Times New Roman" w:hAnsi="Times New Roman" w:cs="Times New Roman"/>
+                <w:sz w:val="26"/>
+                <w:szCs w:val="26"/>
+              </w:rPr>
+              <w:t>30)</w:t>
             </w:r>
           </w:p>
         </w:tc>
@@ -7319,13 +7493,23 @@
                 <w:szCs w:val="26"/>
               </w:rPr>
             </w:pPr>
-            <w:r>
-              <w:rPr>
-                <w:rFonts w:ascii="Times New Roman" w:hAnsi="Times New Roman" w:cs="Times New Roman"/>
-                <w:sz w:val="26"/>
-                <w:szCs w:val="26"/>
-              </w:rPr>
-              <w:t>varchar(50)</w:t>
+            <w:proofErr w:type="gramStart"/>
+            <w:r>
+              <w:rPr>
+                <w:rFonts w:ascii="Times New Roman" w:hAnsi="Times New Roman" w:cs="Times New Roman"/>
+                <w:sz w:val="26"/>
+                <w:szCs w:val="26"/>
+              </w:rPr>
+              <w:t>varchar(</w:t>
+            </w:r>
+            <w:proofErr w:type="gramEnd"/>
+            <w:r>
+              <w:rPr>
+                <w:rFonts w:ascii="Times New Roman" w:hAnsi="Times New Roman" w:cs="Times New Roman"/>
+                <w:sz w:val="26"/>
+                <w:szCs w:val="26"/>
+              </w:rPr>
+              <w:t>50)</w:t>
             </w:r>
           </w:p>
         </w:tc>
@@ -7465,13 +7649,23 @@
                 <w:szCs w:val="26"/>
               </w:rPr>
             </w:pPr>
-            <w:r>
-              <w:rPr>
-                <w:rFonts w:ascii="Times New Roman" w:hAnsi="Times New Roman" w:cs="Times New Roman"/>
-                <w:sz w:val="26"/>
-                <w:szCs w:val="26"/>
-              </w:rPr>
-              <w:t>varchar(255)</w:t>
+            <w:proofErr w:type="gramStart"/>
+            <w:r>
+              <w:rPr>
+                <w:rFonts w:ascii="Times New Roman" w:hAnsi="Times New Roman" w:cs="Times New Roman"/>
+                <w:sz w:val="26"/>
+                <w:szCs w:val="26"/>
+              </w:rPr>
+              <w:t>varchar(</w:t>
+            </w:r>
+            <w:proofErr w:type="gramEnd"/>
+            <w:r>
+              <w:rPr>
+                <w:rFonts w:ascii="Times New Roman" w:hAnsi="Times New Roman" w:cs="Times New Roman"/>
+                <w:sz w:val="26"/>
+                <w:szCs w:val="26"/>
+              </w:rPr>
+              <w:t>255)</w:t>
             </w:r>
           </w:p>
         </w:tc>
@@ -8632,13 +8826,23 @@
                 <w:szCs w:val="26"/>
               </w:rPr>
             </w:pPr>
-            <w:r>
-              <w:rPr>
-                <w:rFonts w:ascii="Times New Roman" w:hAnsi="Times New Roman" w:cs="Times New Roman"/>
-                <w:sz w:val="26"/>
-                <w:szCs w:val="26"/>
-              </w:rPr>
-              <w:t>varchar(255)</w:t>
+            <w:proofErr w:type="gramStart"/>
+            <w:r>
+              <w:rPr>
+                <w:rFonts w:ascii="Times New Roman" w:hAnsi="Times New Roman" w:cs="Times New Roman"/>
+                <w:sz w:val="26"/>
+                <w:szCs w:val="26"/>
+              </w:rPr>
+              <w:t>varchar(</w:t>
+            </w:r>
+            <w:proofErr w:type="gramEnd"/>
+            <w:r>
+              <w:rPr>
+                <w:rFonts w:ascii="Times New Roman" w:hAnsi="Times New Roman" w:cs="Times New Roman"/>
+                <w:sz w:val="26"/>
+                <w:szCs w:val="26"/>
+              </w:rPr>
+              <w:t>255)</w:t>
             </w:r>
           </w:p>
         </w:tc>
@@ -8778,13 +8982,23 @@
                 <w:szCs w:val="26"/>
               </w:rPr>
             </w:pPr>
-            <w:r>
-              <w:rPr>
-                <w:rFonts w:ascii="Times New Roman" w:hAnsi="Times New Roman" w:cs="Times New Roman"/>
-                <w:sz w:val="26"/>
-                <w:szCs w:val="26"/>
-              </w:rPr>
-              <w:t>varchar(255)</w:t>
+            <w:proofErr w:type="gramStart"/>
+            <w:r>
+              <w:rPr>
+                <w:rFonts w:ascii="Times New Roman" w:hAnsi="Times New Roman" w:cs="Times New Roman"/>
+                <w:sz w:val="26"/>
+                <w:szCs w:val="26"/>
+              </w:rPr>
+              <w:t>varchar(</w:t>
+            </w:r>
+            <w:proofErr w:type="gramEnd"/>
+            <w:r>
+              <w:rPr>
+                <w:rFonts w:ascii="Times New Roman" w:hAnsi="Times New Roman" w:cs="Times New Roman"/>
+                <w:sz w:val="26"/>
+                <w:szCs w:val="26"/>
+              </w:rPr>
+              <w:t>255)</w:t>
             </w:r>
           </w:p>
         </w:tc>
@@ -9499,13 +9713,23 @@
                 <w:szCs w:val="26"/>
               </w:rPr>
             </w:pPr>
-            <w:r>
-              <w:rPr>
-                <w:rFonts w:ascii="Times New Roman" w:hAnsi="Times New Roman" w:cs="Times New Roman"/>
-                <w:sz w:val="26"/>
-                <w:szCs w:val="26"/>
-              </w:rPr>
-              <w:t>varchar(255)</w:t>
+            <w:proofErr w:type="gramStart"/>
+            <w:r>
+              <w:rPr>
+                <w:rFonts w:ascii="Times New Roman" w:hAnsi="Times New Roman" w:cs="Times New Roman"/>
+                <w:sz w:val="26"/>
+                <w:szCs w:val="26"/>
+              </w:rPr>
+              <w:t>varchar(</w:t>
+            </w:r>
+            <w:proofErr w:type="gramEnd"/>
+            <w:r>
+              <w:rPr>
+                <w:rFonts w:ascii="Times New Roman" w:hAnsi="Times New Roman" w:cs="Times New Roman"/>
+                <w:sz w:val="26"/>
+                <w:szCs w:val="26"/>
+              </w:rPr>
+              <w:t>255)</w:t>
             </w:r>
           </w:p>
         </w:tc>
@@ -9645,13 +9869,23 @@
                 <w:szCs w:val="26"/>
               </w:rPr>
             </w:pPr>
-            <w:r>
-              <w:rPr>
-                <w:rFonts w:ascii="Times New Roman" w:hAnsi="Times New Roman" w:cs="Times New Roman"/>
-                <w:sz w:val="26"/>
-                <w:szCs w:val="26"/>
-              </w:rPr>
-              <w:t>varchar(255)</w:t>
+            <w:proofErr w:type="gramStart"/>
+            <w:r>
+              <w:rPr>
+                <w:rFonts w:ascii="Times New Roman" w:hAnsi="Times New Roman" w:cs="Times New Roman"/>
+                <w:sz w:val="26"/>
+                <w:szCs w:val="26"/>
+              </w:rPr>
+              <w:t>varchar(</w:t>
+            </w:r>
+            <w:proofErr w:type="gramEnd"/>
+            <w:r>
+              <w:rPr>
+                <w:rFonts w:ascii="Times New Roman" w:hAnsi="Times New Roman" w:cs="Times New Roman"/>
+                <w:sz w:val="26"/>
+                <w:szCs w:val="26"/>
+              </w:rPr>
+              <w:t>255)</w:t>
             </w:r>
           </w:p>
         </w:tc>
@@ -9945,13 +10179,23 @@
                 <w:szCs w:val="26"/>
               </w:rPr>
             </w:pPr>
-            <w:r>
-              <w:rPr>
-                <w:rFonts w:ascii="Times New Roman" w:hAnsi="Times New Roman" w:cs="Times New Roman"/>
-                <w:sz w:val="26"/>
-                <w:szCs w:val="26"/>
-              </w:rPr>
-              <w:t>varchar(255)</w:t>
+            <w:proofErr w:type="gramStart"/>
+            <w:r>
+              <w:rPr>
+                <w:rFonts w:ascii="Times New Roman" w:hAnsi="Times New Roman" w:cs="Times New Roman"/>
+                <w:sz w:val="26"/>
+                <w:szCs w:val="26"/>
+              </w:rPr>
+              <w:t>varchar(</w:t>
+            </w:r>
+            <w:proofErr w:type="gramEnd"/>
+            <w:r>
+              <w:rPr>
+                <w:rFonts w:ascii="Times New Roman" w:hAnsi="Times New Roman" w:cs="Times New Roman"/>
+                <w:sz w:val="26"/>
+                <w:szCs w:val="26"/>
+              </w:rPr>
+              <w:t>255)</w:t>
             </w:r>
           </w:p>
         </w:tc>
@@ -10091,13 +10335,23 @@
                 <w:szCs w:val="26"/>
               </w:rPr>
             </w:pPr>
-            <w:r>
-              <w:rPr>
-                <w:rFonts w:ascii="Times New Roman" w:hAnsi="Times New Roman" w:cs="Times New Roman"/>
-                <w:sz w:val="26"/>
-                <w:szCs w:val="26"/>
-              </w:rPr>
-              <w:t>varchar(255)</w:t>
+            <w:proofErr w:type="gramStart"/>
+            <w:r>
+              <w:rPr>
+                <w:rFonts w:ascii="Times New Roman" w:hAnsi="Times New Roman" w:cs="Times New Roman"/>
+                <w:sz w:val="26"/>
+                <w:szCs w:val="26"/>
+              </w:rPr>
+              <w:t>varchar(</w:t>
+            </w:r>
+            <w:proofErr w:type="gramEnd"/>
+            <w:r>
+              <w:rPr>
+                <w:rFonts w:ascii="Times New Roman" w:hAnsi="Times New Roman" w:cs="Times New Roman"/>
+                <w:sz w:val="26"/>
+                <w:szCs w:val="26"/>
+              </w:rPr>
+              <w:t>255)</w:t>
             </w:r>
           </w:p>
         </w:tc>
@@ -10375,13 +10629,23 @@
                 <w:szCs w:val="26"/>
               </w:rPr>
             </w:pPr>
-            <w:r>
-              <w:rPr>
-                <w:rFonts w:ascii="Times New Roman" w:hAnsi="Times New Roman" w:cs="Times New Roman"/>
-                <w:sz w:val="26"/>
-                <w:szCs w:val="26"/>
-              </w:rPr>
-              <w:t>varchar(2000)</w:t>
+            <w:proofErr w:type="gramStart"/>
+            <w:r>
+              <w:rPr>
+                <w:rFonts w:ascii="Times New Roman" w:hAnsi="Times New Roman" w:cs="Times New Roman"/>
+                <w:sz w:val="26"/>
+                <w:szCs w:val="26"/>
+              </w:rPr>
+              <w:t>varchar(</w:t>
+            </w:r>
+            <w:proofErr w:type="gramEnd"/>
+            <w:r>
+              <w:rPr>
+                <w:rFonts w:ascii="Times New Roman" w:hAnsi="Times New Roman" w:cs="Times New Roman"/>
+                <w:sz w:val="26"/>
+                <w:szCs w:val="26"/>
+              </w:rPr>
+              <w:t>2000)</w:t>
             </w:r>
           </w:p>
         </w:tc>
@@ -10515,13 +10779,23 @@
                 <w:szCs w:val="26"/>
               </w:rPr>
             </w:pPr>
-            <w:r>
-              <w:rPr>
-                <w:rFonts w:ascii="Times New Roman" w:hAnsi="Times New Roman" w:cs="Times New Roman"/>
-                <w:sz w:val="26"/>
-                <w:szCs w:val="26"/>
-              </w:rPr>
-              <w:t>varchar(20)</w:t>
+            <w:proofErr w:type="gramStart"/>
+            <w:r>
+              <w:rPr>
+                <w:rFonts w:ascii="Times New Roman" w:hAnsi="Times New Roman" w:cs="Times New Roman"/>
+                <w:sz w:val="26"/>
+                <w:szCs w:val="26"/>
+              </w:rPr>
+              <w:t>varchar(</w:t>
+            </w:r>
+            <w:proofErr w:type="gramEnd"/>
+            <w:r>
+              <w:rPr>
+                <w:rFonts w:ascii="Times New Roman" w:hAnsi="Times New Roman" w:cs="Times New Roman"/>
+                <w:sz w:val="26"/>
+                <w:szCs w:val="26"/>
+              </w:rPr>
+              <w:t>20)</w:t>
             </w:r>
           </w:p>
         </w:tc>
@@ -10655,13 +10929,23 @@
                 <w:szCs w:val="26"/>
               </w:rPr>
             </w:pPr>
-            <w:r>
-              <w:rPr>
-                <w:rFonts w:ascii="Times New Roman" w:hAnsi="Times New Roman" w:cs="Times New Roman"/>
-                <w:sz w:val="26"/>
-                <w:szCs w:val="26"/>
-              </w:rPr>
-              <w:t>varchar(255)</w:t>
+            <w:proofErr w:type="gramStart"/>
+            <w:r>
+              <w:rPr>
+                <w:rFonts w:ascii="Times New Roman" w:hAnsi="Times New Roman" w:cs="Times New Roman"/>
+                <w:sz w:val="26"/>
+                <w:szCs w:val="26"/>
+              </w:rPr>
+              <w:t>varchar(</w:t>
+            </w:r>
+            <w:proofErr w:type="gramEnd"/>
+            <w:r>
+              <w:rPr>
+                <w:rFonts w:ascii="Times New Roman" w:hAnsi="Times New Roman" w:cs="Times New Roman"/>
+                <w:sz w:val="26"/>
+                <w:szCs w:val="26"/>
+              </w:rPr>
+              <w:t>255)</w:t>
             </w:r>
           </w:p>
         </w:tc>
@@ -10795,13 +11079,23 @@
                 <w:szCs w:val="26"/>
               </w:rPr>
             </w:pPr>
-            <w:r>
-              <w:rPr>
-                <w:rFonts w:ascii="Times New Roman" w:hAnsi="Times New Roman" w:cs="Times New Roman"/>
-                <w:sz w:val="26"/>
-                <w:szCs w:val="26"/>
-              </w:rPr>
-              <w:t>varchar(255)</w:t>
+            <w:proofErr w:type="gramStart"/>
+            <w:r>
+              <w:rPr>
+                <w:rFonts w:ascii="Times New Roman" w:hAnsi="Times New Roman" w:cs="Times New Roman"/>
+                <w:sz w:val="26"/>
+                <w:szCs w:val="26"/>
+              </w:rPr>
+              <w:t>varchar(</w:t>
+            </w:r>
+            <w:proofErr w:type="gramEnd"/>
+            <w:r>
+              <w:rPr>
+                <w:rFonts w:ascii="Times New Roman" w:hAnsi="Times New Roman" w:cs="Times New Roman"/>
+                <w:sz w:val="26"/>
+                <w:szCs w:val="26"/>
+              </w:rPr>
+              <w:t>255)</w:t>
             </w:r>
           </w:p>
         </w:tc>
@@ -10935,13 +11229,23 @@
                 <w:szCs w:val="26"/>
               </w:rPr>
             </w:pPr>
-            <w:r>
-              <w:rPr>
-                <w:rFonts w:ascii="Times New Roman" w:hAnsi="Times New Roman" w:cs="Times New Roman"/>
-                <w:sz w:val="26"/>
-                <w:szCs w:val="26"/>
-              </w:rPr>
-              <w:t>varchar(255)</w:t>
+            <w:proofErr w:type="gramStart"/>
+            <w:r>
+              <w:rPr>
+                <w:rFonts w:ascii="Times New Roman" w:hAnsi="Times New Roman" w:cs="Times New Roman"/>
+                <w:sz w:val="26"/>
+                <w:szCs w:val="26"/>
+              </w:rPr>
+              <w:t>varchar(</w:t>
+            </w:r>
+            <w:proofErr w:type="gramEnd"/>
+            <w:r>
+              <w:rPr>
+                <w:rFonts w:ascii="Times New Roman" w:hAnsi="Times New Roman" w:cs="Times New Roman"/>
+                <w:sz w:val="26"/>
+                <w:szCs w:val="26"/>
+              </w:rPr>
+              <w:t>255)</w:t>
             </w:r>
           </w:p>
         </w:tc>
@@ -11215,13 +11519,23 @@
                 <w:szCs w:val="26"/>
               </w:rPr>
             </w:pPr>
-            <w:r>
-              <w:rPr>
-                <w:rFonts w:ascii="Times New Roman" w:hAnsi="Times New Roman" w:cs="Times New Roman"/>
-                <w:sz w:val="26"/>
-                <w:szCs w:val="26"/>
-              </w:rPr>
-              <w:t>varchar(255)</w:t>
+            <w:proofErr w:type="gramStart"/>
+            <w:r>
+              <w:rPr>
+                <w:rFonts w:ascii="Times New Roman" w:hAnsi="Times New Roman" w:cs="Times New Roman"/>
+                <w:sz w:val="26"/>
+                <w:szCs w:val="26"/>
+              </w:rPr>
+              <w:t>varchar(</w:t>
+            </w:r>
+            <w:proofErr w:type="gramEnd"/>
+            <w:r>
+              <w:rPr>
+                <w:rFonts w:ascii="Times New Roman" w:hAnsi="Times New Roman" w:cs="Times New Roman"/>
+                <w:sz w:val="26"/>
+                <w:szCs w:val="26"/>
+              </w:rPr>
+              <w:t>255)</w:t>
             </w:r>
           </w:p>
         </w:tc>
@@ -11495,13 +11809,23 @@
                 <w:szCs w:val="26"/>
               </w:rPr>
             </w:pPr>
-            <w:r>
-              <w:rPr>
-                <w:rFonts w:ascii="Times New Roman" w:hAnsi="Times New Roman" w:cs="Times New Roman"/>
-                <w:sz w:val="26"/>
-                <w:szCs w:val="26"/>
-              </w:rPr>
-              <w:t>varchar(255)</w:t>
+            <w:proofErr w:type="gramStart"/>
+            <w:r>
+              <w:rPr>
+                <w:rFonts w:ascii="Times New Roman" w:hAnsi="Times New Roman" w:cs="Times New Roman"/>
+                <w:sz w:val="26"/>
+                <w:szCs w:val="26"/>
+              </w:rPr>
+              <w:t>varchar(</w:t>
+            </w:r>
+            <w:proofErr w:type="gramEnd"/>
+            <w:r>
+              <w:rPr>
+                <w:rFonts w:ascii="Times New Roman" w:hAnsi="Times New Roman" w:cs="Times New Roman"/>
+                <w:sz w:val="26"/>
+                <w:szCs w:val="26"/>
+              </w:rPr>
+              <w:t>255)</w:t>
             </w:r>
           </w:p>
         </w:tc>
@@ -12063,13 +12387,23 @@
                 <w:szCs w:val="26"/>
               </w:rPr>
             </w:pPr>
-            <w:r>
-              <w:rPr>
-                <w:rFonts w:ascii="Times New Roman" w:hAnsi="Times New Roman" w:cs="Times New Roman"/>
-                <w:sz w:val="26"/>
-                <w:szCs w:val="26"/>
-              </w:rPr>
-              <w:t>varchar(255)</w:t>
+            <w:proofErr w:type="gramStart"/>
+            <w:r>
+              <w:rPr>
+                <w:rFonts w:ascii="Times New Roman" w:hAnsi="Times New Roman" w:cs="Times New Roman"/>
+                <w:sz w:val="26"/>
+                <w:szCs w:val="26"/>
+              </w:rPr>
+              <w:t>varchar(</w:t>
+            </w:r>
+            <w:proofErr w:type="gramEnd"/>
+            <w:r>
+              <w:rPr>
+                <w:rFonts w:ascii="Times New Roman" w:hAnsi="Times New Roman" w:cs="Times New Roman"/>
+                <w:sz w:val="26"/>
+                <w:szCs w:val="26"/>
+              </w:rPr>
+              <w:t>255)</w:t>
             </w:r>
           </w:p>
         </w:tc>
@@ -12356,13 +12690,23 @@
                 <w:szCs w:val="26"/>
               </w:rPr>
             </w:pPr>
-            <w:r>
-              <w:rPr>
-                <w:rFonts w:ascii="Times New Roman" w:hAnsi="Times New Roman" w:cs="Times New Roman"/>
-                <w:sz w:val="26"/>
-                <w:szCs w:val="26"/>
-              </w:rPr>
-              <w:t>varchar(255)</w:t>
+            <w:proofErr w:type="gramStart"/>
+            <w:r>
+              <w:rPr>
+                <w:rFonts w:ascii="Times New Roman" w:hAnsi="Times New Roman" w:cs="Times New Roman"/>
+                <w:sz w:val="26"/>
+                <w:szCs w:val="26"/>
+              </w:rPr>
+              <w:t>varchar(</w:t>
+            </w:r>
+            <w:proofErr w:type="gramEnd"/>
+            <w:r>
+              <w:rPr>
+                <w:rFonts w:ascii="Times New Roman" w:hAnsi="Times New Roman" w:cs="Times New Roman"/>
+                <w:sz w:val="26"/>
+                <w:szCs w:val="26"/>
+              </w:rPr>
+              <w:t>255)</w:t>
             </w:r>
           </w:p>
         </w:tc>
@@ -12648,13 +12992,23 @@
                 <w:szCs w:val="26"/>
               </w:rPr>
             </w:pPr>
-            <w:r>
-              <w:rPr>
-                <w:rFonts w:ascii="Times New Roman" w:hAnsi="Times New Roman" w:cs="Times New Roman"/>
-                <w:sz w:val="26"/>
-                <w:szCs w:val="26"/>
-              </w:rPr>
-              <w:t>varchar(20)</w:t>
+            <w:proofErr w:type="gramStart"/>
+            <w:r>
+              <w:rPr>
+                <w:rFonts w:ascii="Times New Roman" w:hAnsi="Times New Roman" w:cs="Times New Roman"/>
+                <w:sz w:val="26"/>
+                <w:szCs w:val="26"/>
+              </w:rPr>
+              <w:t>varchar(</w:t>
+            </w:r>
+            <w:proofErr w:type="gramEnd"/>
+            <w:r>
+              <w:rPr>
+                <w:rFonts w:ascii="Times New Roman" w:hAnsi="Times New Roman" w:cs="Times New Roman"/>
+                <w:sz w:val="26"/>
+                <w:szCs w:val="26"/>
+              </w:rPr>
+              <w:t>20)</w:t>
             </w:r>
           </w:p>
         </w:tc>
@@ -13800,13 +14154,23 @@
                 <w:szCs w:val="26"/>
               </w:rPr>
             </w:pPr>
-            <w:r>
-              <w:rPr>
-                <w:rFonts w:ascii="Times New Roman" w:hAnsi="Times New Roman" w:cs="Times New Roman"/>
-                <w:sz w:val="26"/>
-                <w:szCs w:val="26"/>
-              </w:rPr>
-              <w:t>varchar(255)</w:t>
+            <w:proofErr w:type="gramStart"/>
+            <w:r>
+              <w:rPr>
+                <w:rFonts w:ascii="Times New Roman" w:hAnsi="Times New Roman" w:cs="Times New Roman"/>
+                <w:sz w:val="26"/>
+                <w:szCs w:val="26"/>
+              </w:rPr>
+              <w:t>varchar(</w:t>
+            </w:r>
+            <w:proofErr w:type="gramEnd"/>
+            <w:r>
+              <w:rPr>
+                <w:rFonts w:ascii="Times New Roman" w:hAnsi="Times New Roman" w:cs="Times New Roman"/>
+                <w:sz w:val="26"/>
+                <w:szCs w:val="26"/>
+              </w:rPr>
+              <w:t>255)</w:t>
             </w:r>
           </w:p>
         </w:tc>
@@ -13944,13 +14308,23 @@
                 <w:szCs w:val="26"/>
               </w:rPr>
             </w:pPr>
-            <w:r>
-              <w:rPr>
-                <w:rFonts w:ascii="Times New Roman" w:hAnsi="Times New Roman" w:cs="Times New Roman"/>
-                <w:sz w:val="26"/>
-                <w:szCs w:val="26"/>
-              </w:rPr>
-              <w:t>varchar(255)</w:t>
+            <w:proofErr w:type="gramStart"/>
+            <w:r>
+              <w:rPr>
+                <w:rFonts w:ascii="Times New Roman" w:hAnsi="Times New Roman" w:cs="Times New Roman"/>
+                <w:sz w:val="26"/>
+                <w:szCs w:val="26"/>
+              </w:rPr>
+              <w:t>varchar(</w:t>
+            </w:r>
+            <w:proofErr w:type="gramEnd"/>
+            <w:r>
+              <w:rPr>
+                <w:rFonts w:ascii="Times New Roman" w:hAnsi="Times New Roman" w:cs="Times New Roman"/>
+                <w:sz w:val="26"/>
+                <w:szCs w:val="26"/>
+              </w:rPr>
+              <w:t>255)</w:t>
             </w:r>
           </w:p>
         </w:tc>
@@ -14084,13 +14458,23 @@
                 <w:szCs w:val="26"/>
               </w:rPr>
             </w:pPr>
-            <w:r>
-              <w:rPr>
-                <w:rFonts w:ascii="Times New Roman" w:hAnsi="Times New Roman" w:cs="Times New Roman"/>
-                <w:sz w:val="26"/>
-                <w:szCs w:val="26"/>
-              </w:rPr>
-              <w:t>varchar(255)</w:t>
+            <w:proofErr w:type="gramStart"/>
+            <w:r>
+              <w:rPr>
+                <w:rFonts w:ascii="Times New Roman" w:hAnsi="Times New Roman" w:cs="Times New Roman"/>
+                <w:sz w:val="26"/>
+                <w:szCs w:val="26"/>
+              </w:rPr>
+              <w:t>varchar(</w:t>
+            </w:r>
+            <w:proofErr w:type="gramEnd"/>
+            <w:r>
+              <w:rPr>
+                <w:rFonts w:ascii="Times New Roman" w:hAnsi="Times New Roman" w:cs="Times New Roman"/>
+                <w:sz w:val="26"/>
+                <w:szCs w:val="26"/>
+              </w:rPr>
+              <w:t>255)</w:t>
             </w:r>
           </w:p>
         </w:tc>
@@ -15095,13 +15479,23 @@
                 <w:szCs w:val="26"/>
               </w:rPr>
             </w:pPr>
-            <w:r>
-              <w:rPr>
-                <w:rFonts w:ascii="Times New Roman" w:hAnsi="Times New Roman" w:cs="Times New Roman"/>
-                <w:sz w:val="26"/>
-                <w:szCs w:val="26"/>
-              </w:rPr>
-              <w:t>varchar(50)</w:t>
+            <w:proofErr w:type="gramStart"/>
+            <w:r>
+              <w:rPr>
+                <w:rFonts w:ascii="Times New Roman" w:hAnsi="Times New Roman" w:cs="Times New Roman"/>
+                <w:sz w:val="26"/>
+                <w:szCs w:val="26"/>
+              </w:rPr>
+              <w:t>varchar(</w:t>
+            </w:r>
+            <w:proofErr w:type="gramEnd"/>
+            <w:r>
+              <w:rPr>
+                <w:rFonts w:ascii="Times New Roman" w:hAnsi="Times New Roman" w:cs="Times New Roman"/>
+                <w:sz w:val="26"/>
+                <w:szCs w:val="26"/>
+              </w:rPr>
+              <w:t>50)</w:t>
             </w:r>
           </w:p>
         </w:tc>
@@ -15241,13 +15635,23 @@
                 <w:szCs w:val="26"/>
               </w:rPr>
             </w:pPr>
-            <w:r>
-              <w:rPr>
-                <w:rFonts w:ascii="Times New Roman" w:hAnsi="Times New Roman" w:cs="Times New Roman"/>
-                <w:sz w:val="26"/>
-                <w:szCs w:val="26"/>
-              </w:rPr>
-              <w:t>varchar(50)</w:t>
+            <w:proofErr w:type="gramStart"/>
+            <w:r>
+              <w:rPr>
+                <w:rFonts w:ascii="Times New Roman" w:hAnsi="Times New Roman" w:cs="Times New Roman"/>
+                <w:sz w:val="26"/>
+                <w:szCs w:val="26"/>
+              </w:rPr>
+              <w:t>varchar(</w:t>
+            </w:r>
+            <w:proofErr w:type="gramEnd"/>
+            <w:r>
+              <w:rPr>
+                <w:rFonts w:ascii="Times New Roman" w:hAnsi="Times New Roman" w:cs="Times New Roman"/>
+                <w:sz w:val="26"/>
+                <w:szCs w:val="26"/>
+              </w:rPr>
+              <w:t>50)</w:t>
             </w:r>
           </w:p>
         </w:tc>
@@ -15387,13 +15791,23 @@
                 <w:szCs w:val="26"/>
               </w:rPr>
             </w:pPr>
-            <w:r>
-              <w:rPr>
-                <w:rFonts w:ascii="Times New Roman" w:hAnsi="Times New Roman" w:cs="Times New Roman"/>
-                <w:sz w:val="26"/>
-                <w:szCs w:val="26"/>
-              </w:rPr>
-              <w:t>varchar(50)</w:t>
+            <w:proofErr w:type="gramStart"/>
+            <w:r>
+              <w:rPr>
+                <w:rFonts w:ascii="Times New Roman" w:hAnsi="Times New Roman" w:cs="Times New Roman"/>
+                <w:sz w:val="26"/>
+                <w:szCs w:val="26"/>
+              </w:rPr>
+              <w:t>varchar(</w:t>
+            </w:r>
+            <w:proofErr w:type="gramEnd"/>
+            <w:r>
+              <w:rPr>
+                <w:rFonts w:ascii="Times New Roman" w:hAnsi="Times New Roman" w:cs="Times New Roman"/>
+                <w:sz w:val="26"/>
+                <w:szCs w:val="26"/>
+              </w:rPr>
+              <w:t>50)</w:t>
             </w:r>
           </w:p>
         </w:tc>
@@ -16702,13 +17116,23 @@
                 <w:szCs w:val="26"/>
               </w:rPr>
             </w:pPr>
-            <w:r>
-              <w:rPr>
-                <w:rFonts w:ascii="Times New Roman" w:hAnsi="Times New Roman" w:cs="Times New Roman"/>
-                <w:sz w:val="26"/>
-                <w:szCs w:val="26"/>
-              </w:rPr>
-              <w:t>varchar(16)</w:t>
+            <w:proofErr w:type="gramStart"/>
+            <w:r>
+              <w:rPr>
+                <w:rFonts w:ascii="Times New Roman" w:hAnsi="Times New Roman" w:cs="Times New Roman"/>
+                <w:sz w:val="26"/>
+                <w:szCs w:val="26"/>
+              </w:rPr>
+              <w:t>varchar(</w:t>
+            </w:r>
+            <w:proofErr w:type="gramEnd"/>
+            <w:r>
+              <w:rPr>
+                <w:rFonts w:ascii="Times New Roman" w:hAnsi="Times New Roman" w:cs="Times New Roman"/>
+                <w:sz w:val="26"/>
+                <w:szCs w:val="26"/>
+              </w:rPr>
+              <w:t>16)</w:t>
             </w:r>
           </w:p>
         </w:tc>
@@ -16994,13 +17418,23 @@
                 <w:szCs w:val="26"/>
               </w:rPr>
             </w:pPr>
-            <w:r>
-              <w:rPr>
-                <w:rFonts w:ascii="Times New Roman" w:hAnsi="Times New Roman" w:cs="Times New Roman"/>
-                <w:sz w:val="26"/>
-                <w:szCs w:val="26"/>
-              </w:rPr>
-              <w:t>varchar(255)</w:t>
+            <w:proofErr w:type="gramStart"/>
+            <w:r>
+              <w:rPr>
+                <w:rFonts w:ascii="Times New Roman" w:hAnsi="Times New Roman" w:cs="Times New Roman"/>
+                <w:sz w:val="26"/>
+                <w:szCs w:val="26"/>
+              </w:rPr>
+              <w:t>varchar(</w:t>
+            </w:r>
+            <w:proofErr w:type="gramEnd"/>
+            <w:r>
+              <w:rPr>
+                <w:rFonts w:ascii="Times New Roman" w:hAnsi="Times New Roman" w:cs="Times New Roman"/>
+                <w:sz w:val="26"/>
+                <w:szCs w:val="26"/>
+              </w:rPr>
+              <w:t>255)</w:t>
             </w:r>
           </w:p>
         </w:tc>
@@ -18445,13 +18879,23 @@
                 <w:szCs w:val="26"/>
               </w:rPr>
             </w:pPr>
-            <w:r>
-              <w:rPr>
-                <w:rFonts w:ascii="Times New Roman" w:hAnsi="Times New Roman" w:cs="Times New Roman"/>
-                <w:sz w:val="26"/>
-                <w:szCs w:val="26"/>
-              </w:rPr>
-              <w:t>varchar(50)</w:t>
+            <w:proofErr w:type="gramStart"/>
+            <w:r>
+              <w:rPr>
+                <w:rFonts w:ascii="Times New Roman" w:hAnsi="Times New Roman" w:cs="Times New Roman"/>
+                <w:sz w:val="26"/>
+                <w:szCs w:val="26"/>
+              </w:rPr>
+              <w:t>varchar(</w:t>
+            </w:r>
+            <w:proofErr w:type="gramEnd"/>
+            <w:r>
+              <w:rPr>
+                <w:rFonts w:ascii="Times New Roman" w:hAnsi="Times New Roman" w:cs="Times New Roman"/>
+                <w:sz w:val="26"/>
+                <w:szCs w:val="26"/>
+              </w:rPr>
+              <w:t>50)</w:t>
             </w:r>
           </w:p>
         </w:tc>
@@ -18737,13 +19181,23 @@
                 <w:szCs w:val="26"/>
               </w:rPr>
             </w:pPr>
-            <w:r>
-              <w:rPr>
-                <w:rFonts w:ascii="Times New Roman" w:hAnsi="Times New Roman" w:cs="Times New Roman"/>
-                <w:sz w:val="26"/>
-                <w:szCs w:val="26"/>
-              </w:rPr>
-              <w:t>varchar(20)</w:t>
+            <w:proofErr w:type="gramStart"/>
+            <w:r>
+              <w:rPr>
+                <w:rFonts w:ascii="Times New Roman" w:hAnsi="Times New Roman" w:cs="Times New Roman"/>
+                <w:sz w:val="26"/>
+                <w:szCs w:val="26"/>
+              </w:rPr>
+              <w:t>varchar(</w:t>
+            </w:r>
+            <w:proofErr w:type="gramEnd"/>
+            <w:r>
+              <w:rPr>
+                <w:rFonts w:ascii="Times New Roman" w:hAnsi="Times New Roman" w:cs="Times New Roman"/>
+                <w:sz w:val="26"/>
+                <w:szCs w:val="26"/>
+              </w:rPr>
+              <w:t>20)</w:t>
             </w:r>
           </w:p>
         </w:tc>
@@ -19612,13 +20066,23 @@
                 <w:szCs w:val="26"/>
               </w:rPr>
             </w:pPr>
-            <w:r>
-              <w:rPr>
-                <w:rFonts w:ascii="Times New Roman" w:hAnsi="Times New Roman" w:cs="Times New Roman"/>
-                <w:sz w:val="26"/>
-                <w:szCs w:val="26"/>
-              </w:rPr>
-              <w:t>varchar(255)</w:t>
+            <w:proofErr w:type="gramStart"/>
+            <w:r>
+              <w:rPr>
+                <w:rFonts w:ascii="Times New Roman" w:hAnsi="Times New Roman" w:cs="Times New Roman"/>
+                <w:sz w:val="26"/>
+                <w:szCs w:val="26"/>
+              </w:rPr>
+              <w:t>varchar(</w:t>
+            </w:r>
+            <w:proofErr w:type="gramEnd"/>
+            <w:r>
+              <w:rPr>
+                <w:rFonts w:ascii="Times New Roman" w:hAnsi="Times New Roman" w:cs="Times New Roman"/>
+                <w:sz w:val="26"/>
+                <w:szCs w:val="26"/>
+              </w:rPr>
+              <w:t>255)</w:t>
             </w:r>
           </w:p>
         </w:tc>
@@ -21089,13 +21553,23 @@
                 <w:szCs w:val="26"/>
               </w:rPr>
             </w:pPr>
-            <w:r>
-              <w:rPr>
-                <w:rFonts w:ascii="Times New Roman" w:hAnsi="Times New Roman" w:cs="Times New Roman"/>
-                <w:sz w:val="26"/>
-                <w:szCs w:val="26"/>
-              </w:rPr>
-              <w:t>varchar(500)</w:t>
+            <w:proofErr w:type="gramStart"/>
+            <w:r>
+              <w:rPr>
+                <w:rFonts w:ascii="Times New Roman" w:hAnsi="Times New Roman" w:cs="Times New Roman"/>
+                <w:sz w:val="26"/>
+                <w:szCs w:val="26"/>
+              </w:rPr>
+              <w:t>varchar(</w:t>
+            </w:r>
+            <w:proofErr w:type="gramEnd"/>
+            <w:r>
+              <w:rPr>
+                <w:rFonts w:ascii="Times New Roman" w:hAnsi="Times New Roman" w:cs="Times New Roman"/>
+                <w:sz w:val="26"/>
+                <w:szCs w:val="26"/>
+              </w:rPr>
+              <w:t>500)</w:t>
             </w:r>
           </w:p>
         </w:tc>
@@ -21235,13 +21709,23 @@
                 <w:szCs w:val="26"/>
               </w:rPr>
             </w:pPr>
-            <w:r>
-              <w:rPr>
-                <w:rFonts w:ascii="Times New Roman" w:hAnsi="Times New Roman" w:cs="Times New Roman"/>
-                <w:sz w:val="26"/>
-                <w:szCs w:val="26"/>
-              </w:rPr>
-              <w:t>varchar(255)</w:t>
+            <w:proofErr w:type="gramStart"/>
+            <w:r>
+              <w:rPr>
+                <w:rFonts w:ascii="Times New Roman" w:hAnsi="Times New Roman" w:cs="Times New Roman"/>
+                <w:sz w:val="26"/>
+                <w:szCs w:val="26"/>
+              </w:rPr>
+              <w:t>varchar(</w:t>
+            </w:r>
+            <w:proofErr w:type="gramEnd"/>
+            <w:r>
+              <w:rPr>
+                <w:rFonts w:ascii="Times New Roman" w:hAnsi="Times New Roman" w:cs="Times New Roman"/>
+                <w:sz w:val="26"/>
+                <w:szCs w:val="26"/>
+              </w:rPr>
+              <w:t>255)</w:t>
             </w:r>
           </w:p>
         </w:tc>
@@ -22545,13 +23029,23 @@
                 <w:szCs w:val="26"/>
               </w:rPr>
             </w:pPr>
-            <w:r>
-              <w:rPr>
-                <w:rFonts w:ascii="Times New Roman" w:hAnsi="Times New Roman" w:cs="Times New Roman"/>
-                <w:sz w:val="26"/>
-                <w:szCs w:val="26"/>
-              </w:rPr>
-              <w:t>varchar(255)</w:t>
+            <w:proofErr w:type="gramStart"/>
+            <w:r>
+              <w:rPr>
+                <w:rFonts w:ascii="Times New Roman" w:hAnsi="Times New Roman" w:cs="Times New Roman"/>
+                <w:sz w:val="26"/>
+                <w:szCs w:val="26"/>
+              </w:rPr>
+              <w:t>varchar(</w:t>
+            </w:r>
+            <w:proofErr w:type="gramEnd"/>
+            <w:r>
+              <w:rPr>
+                <w:rFonts w:ascii="Times New Roman" w:hAnsi="Times New Roman" w:cs="Times New Roman"/>
+                <w:sz w:val="26"/>
+                <w:szCs w:val="26"/>
+              </w:rPr>
+              <w:t>255)</w:t>
             </w:r>
           </w:p>
         </w:tc>
@@ -22691,13 +23185,23 @@
                 <w:szCs w:val="26"/>
               </w:rPr>
             </w:pPr>
-            <w:r>
-              <w:rPr>
-                <w:rFonts w:ascii="Times New Roman" w:hAnsi="Times New Roman" w:cs="Times New Roman"/>
-                <w:sz w:val="26"/>
-                <w:szCs w:val="26"/>
-              </w:rPr>
-              <w:t>varchar(255)</w:t>
+            <w:proofErr w:type="gramStart"/>
+            <w:r>
+              <w:rPr>
+                <w:rFonts w:ascii="Times New Roman" w:hAnsi="Times New Roman" w:cs="Times New Roman"/>
+                <w:sz w:val="26"/>
+                <w:szCs w:val="26"/>
+              </w:rPr>
+              <w:t>varchar(</w:t>
+            </w:r>
+            <w:proofErr w:type="gramEnd"/>
+            <w:r>
+              <w:rPr>
+                <w:rFonts w:ascii="Times New Roman" w:hAnsi="Times New Roman" w:cs="Times New Roman"/>
+                <w:sz w:val="26"/>
+                <w:szCs w:val="26"/>
+              </w:rPr>
+              <w:t>255)</w:t>
             </w:r>
           </w:p>
         </w:tc>
@@ -23129,13 +23633,23 @@
                 <w:szCs w:val="26"/>
               </w:rPr>
             </w:pPr>
-            <w:r>
-              <w:rPr>
-                <w:rFonts w:ascii="Times New Roman" w:hAnsi="Times New Roman" w:cs="Times New Roman"/>
-                <w:sz w:val="26"/>
-                <w:szCs w:val="26"/>
-              </w:rPr>
-              <w:t>varchar(255)</w:t>
+            <w:proofErr w:type="gramStart"/>
+            <w:r>
+              <w:rPr>
+                <w:rFonts w:ascii="Times New Roman" w:hAnsi="Times New Roman" w:cs="Times New Roman"/>
+                <w:sz w:val="26"/>
+                <w:szCs w:val="26"/>
+              </w:rPr>
+              <w:t>varchar(</w:t>
+            </w:r>
+            <w:proofErr w:type="gramEnd"/>
+            <w:r>
+              <w:rPr>
+                <w:rFonts w:ascii="Times New Roman" w:hAnsi="Times New Roman" w:cs="Times New Roman"/>
+                <w:sz w:val="26"/>
+                <w:szCs w:val="26"/>
+              </w:rPr>
+              <w:t>255)</w:t>
             </w:r>
           </w:p>
         </w:tc>
@@ -23421,13 +23935,23 @@
                 <w:szCs w:val="26"/>
               </w:rPr>
             </w:pPr>
-            <w:r>
-              <w:rPr>
-                <w:rFonts w:ascii="Times New Roman" w:hAnsi="Times New Roman" w:cs="Times New Roman"/>
-                <w:sz w:val="26"/>
-                <w:szCs w:val="26"/>
-              </w:rPr>
-              <w:t>varchar(255)</w:t>
+            <w:proofErr w:type="gramStart"/>
+            <w:r>
+              <w:rPr>
+                <w:rFonts w:ascii="Times New Roman" w:hAnsi="Times New Roman" w:cs="Times New Roman"/>
+                <w:sz w:val="26"/>
+                <w:szCs w:val="26"/>
+              </w:rPr>
+              <w:t>varchar(</w:t>
+            </w:r>
+            <w:proofErr w:type="gramEnd"/>
+            <w:r>
+              <w:rPr>
+                <w:rFonts w:ascii="Times New Roman" w:hAnsi="Times New Roman" w:cs="Times New Roman"/>
+                <w:sz w:val="26"/>
+                <w:szCs w:val="26"/>
+              </w:rPr>
+              <w:t>255)</w:t>
             </w:r>
           </w:p>
         </w:tc>
@@ -23713,13 +24237,23 @@
                 <w:szCs w:val="26"/>
               </w:rPr>
             </w:pPr>
-            <w:r>
-              <w:rPr>
-                <w:rFonts w:ascii="Times New Roman" w:hAnsi="Times New Roman" w:cs="Times New Roman"/>
-                <w:sz w:val="26"/>
-                <w:szCs w:val="26"/>
-              </w:rPr>
-              <w:t>varchar(255)</w:t>
+            <w:proofErr w:type="gramStart"/>
+            <w:r>
+              <w:rPr>
+                <w:rFonts w:ascii="Times New Roman" w:hAnsi="Times New Roman" w:cs="Times New Roman"/>
+                <w:sz w:val="26"/>
+                <w:szCs w:val="26"/>
+              </w:rPr>
+              <w:t>varchar(</w:t>
+            </w:r>
+            <w:proofErr w:type="gramEnd"/>
+            <w:r>
+              <w:rPr>
+                <w:rFonts w:ascii="Times New Roman" w:hAnsi="Times New Roman" w:cs="Times New Roman"/>
+                <w:sz w:val="26"/>
+                <w:szCs w:val="26"/>
+              </w:rPr>
+              <w:t>255)</w:t>
             </w:r>
           </w:p>
         </w:tc>
@@ -23857,13 +24391,23 @@
                 <w:szCs w:val="26"/>
               </w:rPr>
             </w:pPr>
-            <w:r>
-              <w:rPr>
-                <w:rFonts w:ascii="Times New Roman" w:hAnsi="Times New Roman" w:cs="Times New Roman"/>
-                <w:sz w:val="26"/>
-                <w:szCs w:val="26"/>
-              </w:rPr>
-              <w:t>varchar(255)</w:t>
+            <w:proofErr w:type="gramStart"/>
+            <w:r>
+              <w:rPr>
+                <w:rFonts w:ascii="Times New Roman" w:hAnsi="Times New Roman" w:cs="Times New Roman"/>
+                <w:sz w:val="26"/>
+                <w:szCs w:val="26"/>
+              </w:rPr>
+              <w:t>varchar(</w:t>
+            </w:r>
+            <w:proofErr w:type="gramEnd"/>
+            <w:r>
+              <w:rPr>
+                <w:rFonts w:ascii="Times New Roman" w:hAnsi="Times New Roman" w:cs="Times New Roman"/>
+                <w:sz w:val="26"/>
+                <w:szCs w:val="26"/>
+              </w:rPr>
+              <w:t>255)</w:t>
             </w:r>
           </w:p>
         </w:tc>
@@ -25305,13 +25849,23 @@
                 <w:szCs w:val="26"/>
               </w:rPr>
             </w:pPr>
-            <w:r>
-              <w:rPr>
-                <w:rFonts w:ascii="Times New Roman" w:hAnsi="Times New Roman" w:cs="Times New Roman"/>
-                <w:sz w:val="26"/>
-                <w:szCs w:val="26"/>
-              </w:rPr>
-              <w:t>varchar(255)</w:t>
+            <w:proofErr w:type="gramStart"/>
+            <w:r>
+              <w:rPr>
+                <w:rFonts w:ascii="Times New Roman" w:hAnsi="Times New Roman" w:cs="Times New Roman"/>
+                <w:sz w:val="26"/>
+                <w:szCs w:val="26"/>
+              </w:rPr>
+              <w:t>varchar(</w:t>
+            </w:r>
+            <w:proofErr w:type="gramEnd"/>
+            <w:r>
+              <w:rPr>
+                <w:rFonts w:ascii="Times New Roman" w:hAnsi="Times New Roman" w:cs="Times New Roman"/>
+                <w:sz w:val="26"/>
+                <w:szCs w:val="26"/>
+              </w:rPr>
+              <w:t>255)</w:t>
             </w:r>
           </w:p>
         </w:tc>
@@ -25451,13 +26005,23 @@
                 <w:szCs w:val="26"/>
               </w:rPr>
             </w:pPr>
-            <w:r>
-              <w:rPr>
-                <w:rFonts w:ascii="Times New Roman" w:hAnsi="Times New Roman" w:cs="Times New Roman"/>
-                <w:sz w:val="26"/>
-                <w:szCs w:val="26"/>
-              </w:rPr>
-              <w:t>varchar(255)</w:t>
+            <w:proofErr w:type="gramStart"/>
+            <w:r>
+              <w:rPr>
+                <w:rFonts w:ascii="Times New Roman" w:hAnsi="Times New Roman" w:cs="Times New Roman"/>
+                <w:sz w:val="26"/>
+                <w:szCs w:val="26"/>
+              </w:rPr>
+              <w:t>varchar(</w:t>
+            </w:r>
+            <w:proofErr w:type="gramEnd"/>
+            <w:r>
+              <w:rPr>
+                <w:rFonts w:ascii="Times New Roman" w:hAnsi="Times New Roman" w:cs="Times New Roman"/>
+                <w:sz w:val="26"/>
+                <w:szCs w:val="26"/>
+              </w:rPr>
+              <w:t>255)</w:t>
             </w:r>
           </w:p>
         </w:tc>
@@ -25743,13 +26307,23 @@
                 <w:szCs w:val="26"/>
               </w:rPr>
             </w:pPr>
-            <w:r>
-              <w:rPr>
-                <w:rFonts w:ascii="Times New Roman" w:hAnsi="Times New Roman" w:cs="Times New Roman"/>
-                <w:sz w:val="26"/>
-                <w:szCs w:val="26"/>
-              </w:rPr>
-              <w:t>varchar(255)</w:t>
+            <w:proofErr w:type="gramStart"/>
+            <w:r>
+              <w:rPr>
+                <w:rFonts w:ascii="Times New Roman" w:hAnsi="Times New Roman" w:cs="Times New Roman"/>
+                <w:sz w:val="26"/>
+                <w:szCs w:val="26"/>
+              </w:rPr>
+              <w:t>varchar(</w:t>
+            </w:r>
+            <w:proofErr w:type="gramEnd"/>
+            <w:r>
+              <w:rPr>
+                <w:rFonts w:ascii="Times New Roman" w:hAnsi="Times New Roman" w:cs="Times New Roman"/>
+                <w:sz w:val="26"/>
+                <w:szCs w:val="26"/>
+              </w:rPr>
+              <w:t>255)</w:t>
             </w:r>
           </w:p>
         </w:tc>
@@ -25889,13 +26463,23 @@
                 <w:szCs w:val="26"/>
               </w:rPr>
             </w:pPr>
-            <w:r>
-              <w:rPr>
-                <w:rFonts w:ascii="Times New Roman" w:hAnsi="Times New Roman" w:cs="Times New Roman"/>
-                <w:sz w:val="26"/>
-                <w:szCs w:val="26"/>
-              </w:rPr>
-              <w:t>varchar(255)</w:t>
+            <w:proofErr w:type="gramStart"/>
+            <w:r>
+              <w:rPr>
+                <w:rFonts w:ascii="Times New Roman" w:hAnsi="Times New Roman" w:cs="Times New Roman"/>
+                <w:sz w:val="26"/>
+                <w:szCs w:val="26"/>
+              </w:rPr>
+              <w:t>varchar(</w:t>
+            </w:r>
+            <w:proofErr w:type="gramEnd"/>
+            <w:r>
+              <w:rPr>
+                <w:rFonts w:ascii="Times New Roman" w:hAnsi="Times New Roman" w:cs="Times New Roman"/>
+                <w:sz w:val="26"/>
+                <w:szCs w:val="26"/>
+              </w:rPr>
+              <w:t>255)</w:t>
             </w:r>
           </w:p>
         </w:tc>
@@ -26473,13 +27057,23 @@
                 <w:szCs w:val="26"/>
               </w:rPr>
             </w:pPr>
-            <w:r>
-              <w:rPr>
-                <w:rFonts w:ascii="Times New Roman" w:hAnsi="Times New Roman" w:cs="Times New Roman"/>
-                <w:sz w:val="26"/>
-                <w:szCs w:val="26"/>
-              </w:rPr>
-              <w:t>varchar(255)</w:t>
+            <w:proofErr w:type="gramStart"/>
+            <w:r>
+              <w:rPr>
+                <w:rFonts w:ascii="Times New Roman" w:hAnsi="Times New Roman" w:cs="Times New Roman"/>
+                <w:sz w:val="26"/>
+                <w:szCs w:val="26"/>
+              </w:rPr>
+              <w:t>varchar(</w:t>
+            </w:r>
+            <w:proofErr w:type="gramEnd"/>
+            <w:r>
+              <w:rPr>
+                <w:rFonts w:ascii="Times New Roman" w:hAnsi="Times New Roman" w:cs="Times New Roman"/>
+                <w:sz w:val="26"/>
+                <w:szCs w:val="26"/>
+              </w:rPr>
+              <w:t>255)</w:t>
             </w:r>
           </w:p>
         </w:tc>
@@ -28083,13 +28677,23 @@
                 <w:szCs w:val="26"/>
               </w:rPr>
             </w:pPr>
-            <w:r>
-              <w:rPr>
-                <w:rFonts w:ascii="Times New Roman" w:hAnsi="Times New Roman" w:cs="Times New Roman"/>
-                <w:sz w:val="26"/>
-                <w:szCs w:val="26"/>
-              </w:rPr>
-              <w:t>varchar(500)</w:t>
+            <w:proofErr w:type="gramStart"/>
+            <w:r>
+              <w:rPr>
+                <w:rFonts w:ascii="Times New Roman" w:hAnsi="Times New Roman" w:cs="Times New Roman"/>
+                <w:sz w:val="26"/>
+                <w:szCs w:val="26"/>
+              </w:rPr>
+              <w:t>varchar(</w:t>
+            </w:r>
+            <w:proofErr w:type="gramEnd"/>
+            <w:r>
+              <w:rPr>
+                <w:rFonts w:ascii="Times New Roman" w:hAnsi="Times New Roman" w:cs="Times New Roman"/>
+                <w:sz w:val="26"/>
+                <w:szCs w:val="26"/>
+              </w:rPr>
+              <w:t>500)</w:t>
             </w:r>
           </w:p>
         </w:tc>
@@ -28375,13 +28979,23 @@
                 <w:szCs w:val="26"/>
               </w:rPr>
             </w:pPr>
-            <w:r>
-              <w:rPr>
-                <w:rFonts w:ascii="Times New Roman" w:hAnsi="Times New Roman" w:cs="Times New Roman"/>
-                <w:sz w:val="26"/>
-                <w:szCs w:val="26"/>
-              </w:rPr>
-              <w:t>varchar(20)</w:t>
+            <w:proofErr w:type="gramStart"/>
+            <w:r>
+              <w:rPr>
+                <w:rFonts w:ascii="Times New Roman" w:hAnsi="Times New Roman" w:cs="Times New Roman"/>
+                <w:sz w:val="26"/>
+                <w:szCs w:val="26"/>
+              </w:rPr>
+              <w:t>varchar(</w:t>
+            </w:r>
+            <w:proofErr w:type="gramEnd"/>
+            <w:r>
+              <w:rPr>
+                <w:rFonts w:ascii="Times New Roman" w:hAnsi="Times New Roman" w:cs="Times New Roman"/>
+                <w:sz w:val="26"/>
+                <w:szCs w:val="26"/>
+              </w:rPr>
+              <w:t>20)</w:t>
             </w:r>
           </w:p>
         </w:tc>
@@ -28519,13 +29133,23 @@
                 <w:szCs w:val="26"/>
               </w:rPr>
             </w:pPr>
-            <w:r>
-              <w:rPr>
-                <w:rFonts w:ascii="Times New Roman" w:hAnsi="Times New Roman" w:cs="Times New Roman"/>
-                <w:sz w:val="26"/>
-                <w:szCs w:val="26"/>
-              </w:rPr>
-              <w:t>varchar(20)</w:t>
+            <w:proofErr w:type="gramStart"/>
+            <w:r>
+              <w:rPr>
+                <w:rFonts w:ascii="Times New Roman" w:hAnsi="Times New Roman" w:cs="Times New Roman"/>
+                <w:sz w:val="26"/>
+                <w:szCs w:val="26"/>
+              </w:rPr>
+              <w:t>varchar(</w:t>
+            </w:r>
+            <w:proofErr w:type="gramEnd"/>
+            <w:r>
+              <w:rPr>
+                <w:rFonts w:ascii="Times New Roman" w:hAnsi="Times New Roman" w:cs="Times New Roman"/>
+                <w:sz w:val="26"/>
+                <w:szCs w:val="26"/>
+              </w:rPr>
+              <w:t>20)</w:t>
             </w:r>
           </w:p>
         </w:tc>
@@ -30235,13 +30859,23 @@
                 <w:szCs w:val="26"/>
               </w:rPr>
             </w:pPr>
-            <w:r>
-              <w:rPr>
-                <w:rFonts w:ascii="Times New Roman" w:hAnsi="Times New Roman" w:cs="Times New Roman"/>
-                <w:sz w:val="26"/>
-                <w:szCs w:val="26"/>
-              </w:rPr>
-              <w:t>varchar(255)</w:t>
+            <w:proofErr w:type="gramStart"/>
+            <w:r>
+              <w:rPr>
+                <w:rFonts w:ascii="Times New Roman" w:hAnsi="Times New Roman" w:cs="Times New Roman"/>
+                <w:sz w:val="26"/>
+                <w:szCs w:val="26"/>
+              </w:rPr>
+              <w:t>varchar(</w:t>
+            </w:r>
+            <w:proofErr w:type="gramEnd"/>
+            <w:r>
+              <w:rPr>
+                <w:rFonts w:ascii="Times New Roman" w:hAnsi="Times New Roman" w:cs="Times New Roman"/>
+                <w:sz w:val="26"/>
+                <w:szCs w:val="26"/>
+              </w:rPr>
+              <w:t>255)</w:t>
             </w:r>
           </w:p>
         </w:tc>
@@ -31403,13 +32037,23 @@
                 <w:szCs w:val="26"/>
               </w:rPr>
             </w:pPr>
-            <w:r>
-              <w:rPr>
-                <w:rFonts w:ascii="Times New Roman" w:hAnsi="Times New Roman" w:cs="Times New Roman"/>
-                <w:sz w:val="26"/>
-                <w:szCs w:val="26"/>
-              </w:rPr>
-              <w:t>varchar(255)</w:t>
+            <w:proofErr w:type="gramStart"/>
+            <w:r>
+              <w:rPr>
+                <w:rFonts w:ascii="Times New Roman" w:hAnsi="Times New Roman" w:cs="Times New Roman"/>
+                <w:sz w:val="26"/>
+                <w:szCs w:val="26"/>
+              </w:rPr>
+              <w:t>varchar(</w:t>
+            </w:r>
+            <w:proofErr w:type="gramEnd"/>
+            <w:r>
+              <w:rPr>
+                <w:rFonts w:ascii="Times New Roman" w:hAnsi="Times New Roman" w:cs="Times New Roman"/>
+                <w:sz w:val="26"/>
+                <w:szCs w:val="26"/>
+              </w:rPr>
+              <w:t>255)</w:t>
             </w:r>
           </w:p>
         </w:tc>
@@ -31549,13 +32193,23 @@
                 <w:szCs w:val="26"/>
               </w:rPr>
             </w:pPr>
-            <w:r>
-              <w:rPr>
-                <w:rFonts w:ascii="Times New Roman" w:hAnsi="Times New Roman" w:cs="Times New Roman"/>
-                <w:sz w:val="26"/>
-                <w:szCs w:val="26"/>
-              </w:rPr>
-              <w:t>varchar(255)</w:t>
+            <w:proofErr w:type="gramStart"/>
+            <w:r>
+              <w:rPr>
+                <w:rFonts w:ascii="Times New Roman" w:hAnsi="Times New Roman" w:cs="Times New Roman"/>
+                <w:sz w:val="26"/>
+                <w:szCs w:val="26"/>
+              </w:rPr>
+              <w:t>varchar(</w:t>
+            </w:r>
+            <w:proofErr w:type="gramEnd"/>
+            <w:r>
+              <w:rPr>
+                <w:rFonts w:ascii="Times New Roman" w:hAnsi="Times New Roman" w:cs="Times New Roman"/>
+                <w:sz w:val="26"/>
+                <w:szCs w:val="26"/>
+              </w:rPr>
+              <w:t>255)</w:t>
             </w:r>
           </w:p>
         </w:tc>
@@ -31696,13 +32350,23 @@
                 <w:szCs w:val="26"/>
               </w:rPr>
             </w:pPr>
-            <w:r>
-              <w:rPr>
-                <w:rFonts w:ascii="Times New Roman" w:hAnsi="Times New Roman" w:cs="Times New Roman"/>
-                <w:sz w:val="26"/>
-                <w:szCs w:val="26"/>
-              </w:rPr>
-              <w:t>varchar(255)</w:t>
+            <w:proofErr w:type="gramStart"/>
+            <w:r>
+              <w:rPr>
+                <w:rFonts w:ascii="Times New Roman" w:hAnsi="Times New Roman" w:cs="Times New Roman"/>
+                <w:sz w:val="26"/>
+                <w:szCs w:val="26"/>
+              </w:rPr>
+              <w:t>varchar(</w:t>
+            </w:r>
+            <w:proofErr w:type="gramEnd"/>
+            <w:r>
+              <w:rPr>
+                <w:rFonts w:ascii="Times New Roman" w:hAnsi="Times New Roman" w:cs="Times New Roman"/>
+                <w:sz w:val="26"/>
+                <w:szCs w:val="26"/>
+              </w:rPr>
+              <w:t>255)</w:t>
             </w:r>
           </w:p>
         </w:tc>
@@ -31988,13 +32652,23 @@
                 <w:szCs w:val="26"/>
               </w:rPr>
             </w:pPr>
-            <w:r>
-              <w:rPr>
-                <w:rFonts w:ascii="Times New Roman" w:hAnsi="Times New Roman" w:cs="Times New Roman"/>
-                <w:sz w:val="26"/>
-                <w:szCs w:val="26"/>
-              </w:rPr>
-              <w:t>varchar(255)</w:t>
+            <w:proofErr w:type="gramStart"/>
+            <w:r>
+              <w:rPr>
+                <w:rFonts w:ascii="Times New Roman" w:hAnsi="Times New Roman" w:cs="Times New Roman"/>
+                <w:sz w:val="26"/>
+                <w:szCs w:val="26"/>
+              </w:rPr>
+              <w:t>varchar(</w:t>
+            </w:r>
+            <w:proofErr w:type="gramEnd"/>
+            <w:r>
+              <w:rPr>
+                <w:rFonts w:ascii="Times New Roman" w:hAnsi="Times New Roman" w:cs="Times New Roman"/>
+                <w:sz w:val="26"/>
+                <w:szCs w:val="26"/>
+              </w:rPr>
+              <w:t>255)</w:t>
             </w:r>
           </w:p>
         </w:tc>
@@ -32132,13 +32806,23 @@
                 <w:szCs w:val="26"/>
               </w:rPr>
             </w:pPr>
-            <w:r>
-              <w:rPr>
-                <w:rFonts w:ascii="Times New Roman" w:hAnsi="Times New Roman" w:cs="Times New Roman"/>
-                <w:sz w:val="26"/>
-                <w:szCs w:val="26"/>
-              </w:rPr>
-              <w:t>varchar(255)</w:t>
+            <w:proofErr w:type="gramStart"/>
+            <w:r>
+              <w:rPr>
+                <w:rFonts w:ascii="Times New Roman" w:hAnsi="Times New Roman" w:cs="Times New Roman"/>
+                <w:sz w:val="26"/>
+                <w:szCs w:val="26"/>
+              </w:rPr>
+              <w:t>varchar(</w:t>
+            </w:r>
+            <w:proofErr w:type="gramEnd"/>
+            <w:r>
+              <w:rPr>
+                <w:rFonts w:ascii="Times New Roman" w:hAnsi="Times New Roman" w:cs="Times New Roman"/>
+                <w:sz w:val="26"/>
+                <w:szCs w:val="26"/>
+              </w:rPr>
+              <w:t>255)</w:t>
             </w:r>
           </w:p>
         </w:tc>
@@ -35028,13 +35712,23 @@
                 <w:szCs w:val="26"/>
               </w:rPr>
             </w:pPr>
-            <w:r>
-              <w:rPr>
-                <w:rFonts w:ascii="Times New Roman" w:hAnsi="Times New Roman" w:cs="Times New Roman"/>
-                <w:sz w:val="26"/>
-                <w:szCs w:val="26"/>
-              </w:rPr>
-              <w:t>varchar(255)</w:t>
+            <w:proofErr w:type="gramStart"/>
+            <w:r>
+              <w:rPr>
+                <w:rFonts w:ascii="Times New Roman" w:hAnsi="Times New Roman" w:cs="Times New Roman"/>
+                <w:sz w:val="26"/>
+                <w:szCs w:val="26"/>
+              </w:rPr>
+              <w:t>varchar(</w:t>
+            </w:r>
+            <w:proofErr w:type="gramEnd"/>
+            <w:r>
+              <w:rPr>
+                <w:rFonts w:ascii="Times New Roman" w:hAnsi="Times New Roman" w:cs="Times New Roman"/>
+                <w:sz w:val="26"/>
+                <w:szCs w:val="26"/>
+              </w:rPr>
+              <w:t>255)</w:t>
             </w:r>
           </w:p>
         </w:tc>
@@ -35174,13 +35868,23 @@
                 <w:szCs w:val="26"/>
               </w:rPr>
             </w:pPr>
-            <w:r>
-              <w:rPr>
-                <w:rFonts w:ascii="Times New Roman" w:hAnsi="Times New Roman" w:cs="Times New Roman"/>
-                <w:sz w:val="26"/>
-                <w:szCs w:val="26"/>
-              </w:rPr>
-              <w:t>varchar(255)</w:t>
+            <w:proofErr w:type="gramStart"/>
+            <w:r>
+              <w:rPr>
+                <w:rFonts w:ascii="Times New Roman" w:hAnsi="Times New Roman" w:cs="Times New Roman"/>
+                <w:sz w:val="26"/>
+                <w:szCs w:val="26"/>
+              </w:rPr>
+              <w:t>varchar(</w:t>
+            </w:r>
+            <w:proofErr w:type="gramEnd"/>
+            <w:r>
+              <w:rPr>
+                <w:rFonts w:ascii="Times New Roman" w:hAnsi="Times New Roman" w:cs="Times New Roman"/>
+                <w:sz w:val="26"/>
+                <w:szCs w:val="26"/>
+              </w:rPr>
+              <w:t>255)</w:t>
             </w:r>
           </w:p>
         </w:tc>
@@ -35320,13 +36024,23 @@
                 <w:szCs w:val="26"/>
               </w:rPr>
             </w:pPr>
-            <w:r>
-              <w:rPr>
-                <w:rFonts w:ascii="Times New Roman" w:hAnsi="Times New Roman" w:cs="Times New Roman"/>
-                <w:sz w:val="26"/>
-                <w:szCs w:val="26"/>
-              </w:rPr>
-              <w:t>varchar(255)</w:t>
+            <w:proofErr w:type="gramStart"/>
+            <w:r>
+              <w:rPr>
+                <w:rFonts w:ascii="Times New Roman" w:hAnsi="Times New Roman" w:cs="Times New Roman"/>
+                <w:sz w:val="26"/>
+                <w:szCs w:val="26"/>
+              </w:rPr>
+              <w:t>varchar(</w:t>
+            </w:r>
+            <w:proofErr w:type="gramEnd"/>
+            <w:r>
+              <w:rPr>
+                <w:rFonts w:ascii="Times New Roman" w:hAnsi="Times New Roman" w:cs="Times New Roman"/>
+                <w:sz w:val="26"/>
+                <w:szCs w:val="26"/>
+              </w:rPr>
+              <w:t>255)</w:t>
             </w:r>
           </w:p>
         </w:tc>
@@ -37355,13 +38069,23 @@
                 <w:szCs w:val="26"/>
               </w:rPr>
             </w:pPr>
-            <w:r>
-              <w:rPr>
-                <w:rFonts w:ascii="Times New Roman" w:hAnsi="Times New Roman" w:cs="Times New Roman"/>
-                <w:sz w:val="26"/>
-                <w:szCs w:val="26"/>
-              </w:rPr>
-              <w:t>varchar(255)</w:t>
+            <w:proofErr w:type="gramStart"/>
+            <w:r>
+              <w:rPr>
+                <w:rFonts w:ascii="Times New Roman" w:hAnsi="Times New Roman" w:cs="Times New Roman"/>
+                <w:sz w:val="26"/>
+                <w:szCs w:val="26"/>
+              </w:rPr>
+              <w:t>varchar(</w:t>
+            </w:r>
+            <w:proofErr w:type="gramEnd"/>
+            <w:r>
+              <w:rPr>
+                <w:rFonts w:ascii="Times New Roman" w:hAnsi="Times New Roman" w:cs="Times New Roman"/>
+                <w:sz w:val="26"/>
+                <w:szCs w:val="26"/>
+              </w:rPr>
+              <w:t>255)</w:t>
             </w:r>
           </w:p>
         </w:tc>
@@ -38067,13 +38791,23 @@
                 <w:szCs w:val="26"/>
               </w:rPr>
             </w:pPr>
-            <w:r>
-              <w:rPr>
-                <w:rFonts w:ascii="Times New Roman" w:hAnsi="Times New Roman" w:cs="Times New Roman"/>
-                <w:sz w:val="26"/>
-                <w:szCs w:val="26"/>
-              </w:rPr>
-              <w:t>varchar(50)</w:t>
+            <w:proofErr w:type="gramStart"/>
+            <w:r>
+              <w:rPr>
+                <w:rFonts w:ascii="Times New Roman" w:hAnsi="Times New Roman" w:cs="Times New Roman"/>
+                <w:sz w:val="26"/>
+                <w:szCs w:val="26"/>
+              </w:rPr>
+              <w:t>varchar(</w:t>
+            </w:r>
+            <w:proofErr w:type="gramEnd"/>
+            <w:r>
+              <w:rPr>
+                <w:rFonts w:ascii="Times New Roman" w:hAnsi="Times New Roman" w:cs="Times New Roman"/>
+                <w:sz w:val="26"/>
+                <w:szCs w:val="26"/>
+              </w:rPr>
+              <w:t>50)</w:t>
             </w:r>
           </w:p>
         </w:tc>
@@ -38221,13 +38955,23 @@
                 <w:szCs w:val="26"/>
               </w:rPr>
             </w:pPr>
-            <w:r>
-              <w:rPr>
-                <w:rFonts w:ascii="Times New Roman" w:hAnsi="Times New Roman" w:cs="Times New Roman"/>
-                <w:sz w:val="26"/>
-                <w:szCs w:val="26"/>
-              </w:rPr>
-              <w:t>varchar(255)</w:t>
+            <w:proofErr w:type="gramStart"/>
+            <w:r>
+              <w:rPr>
+                <w:rFonts w:ascii="Times New Roman" w:hAnsi="Times New Roman" w:cs="Times New Roman"/>
+                <w:sz w:val="26"/>
+                <w:szCs w:val="26"/>
+              </w:rPr>
+              <w:t>varchar(</w:t>
+            </w:r>
+            <w:proofErr w:type="gramEnd"/>
+            <w:r>
+              <w:rPr>
+                <w:rFonts w:ascii="Times New Roman" w:hAnsi="Times New Roman" w:cs="Times New Roman"/>
+                <w:sz w:val="26"/>
+                <w:szCs w:val="26"/>
+              </w:rPr>
+              <w:t>255)</w:t>
             </w:r>
           </w:p>
         </w:tc>
@@ -38513,13 +39257,23 @@
                 <w:szCs w:val="26"/>
               </w:rPr>
             </w:pPr>
-            <w:r>
-              <w:rPr>
-                <w:rFonts w:ascii="Times New Roman" w:hAnsi="Times New Roman" w:cs="Times New Roman"/>
-                <w:sz w:val="26"/>
-                <w:szCs w:val="26"/>
-              </w:rPr>
-              <w:t>varchar(20)</w:t>
+            <w:proofErr w:type="gramStart"/>
+            <w:r>
+              <w:rPr>
+                <w:rFonts w:ascii="Times New Roman" w:hAnsi="Times New Roman" w:cs="Times New Roman"/>
+                <w:sz w:val="26"/>
+                <w:szCs w:val="26"/>
+              </w:rPr>
+              <w:t>varchar(</w:t>
+            </w:r>
+            <w:proofErr w:type="gramEnd"/>
+            <w:r>
+              <w:rPr>
+                <w:rFonts w:ascii="Times New Roman" w:hAnsi="Times New Roman" w:cs="Times New Roman"/>
+                <w:sz w:val="26"/>
+                <w:szCs w:val="26"/>
+              </w:rPr>
+              <w:t>20)</w:t>
             </w:r>
           </w:p>
         </w:tc>
@@ -38688,7 +39442,7 @@
                     <pic:cNvPicPr/>
                   </pic:nvPicPr>
                   <pic:blipFill>
-                    <a:blip r:embed="rId11"/>
+                    <a:blip r:embed="rId13"/>
                     <a:stretch>
                       <a:fillRect/>
                     </a:stretch>
@@ -38708,6 +39462,38 @@
           </wp:inline>
         </w:drawing>
       </w:r>
+    </w:p>
+    <w:p>
+      <w:pPr>
+        <w:ind w:left="142"/>
+        <w:jc w:val="center"/>
+        <w:rPr>
+          <w:rFonts w:ascii="Times New Roman" w:hAnsi="Times New Roman" w:cs="Times New Roman"/>
+          <w:sz w:val="26"/>
+          <w:szCs w:val="26"/>
+          <w:lang w:val="vi-VN"/>
+        </w:rPr>
+      </w:pPr>
+      <w:r>
+        <w:rPr>
+          <w:rFonts w:ascii="Times New Roman" w:hAnsi="Times New Roman" w:cs="Times New Roman"/>
+          <w:sz w:val="26"/>
+          <w:szCs w:val="26"/>
+          <w:lang w:val="vi-VN"/>
+        </w:rPr>
+        <w:t>Hình 1: Sơ đồ thực thể liên kết</w:t>
+      </w:r>
+    </w:p>
+    <w:p>
+      <w:pPr>
+        <w:jc w:val="center"/>
+        <w:rPr>
+          <w:rFonts w:ascii="Times New Roman" w:hAnsi="Times New Roman" w:cs="Times New Roman"/>
+          <w:sz w:val="26"/>
+          <w:szCs w:val="26"/>
+          <w:lang w:val="vi-VN"/>
+        </w:rPr>
+      </w:pPr>
     </w:p>
     <w:p>
       <w:pPr>
@@ -38740,7 +39526,7 @@
                     <pic:cNvPicPr/>
                   </pic:nvPicPr>
                   <pic:blipFill>
-                    <a:blip r:embed="rId12"/>
+                    <a:blip r:embed="rId14"/>
                     <a:stretch>
                       <a:fillRect/>
                     </a:stretch>
@@ -38779,12 +39565,29 @@
           <w:szCs w:val="26"/>
           <w:lang w:val="vi-VN"/>
         </w:rPr>
-        <w:t>Hình 1: Sơ đồ thực thể liên kết</w:t>
+        <w:t xml:space="preserve">Hình </w:t>
+      </w:r>
+      <w:r>
+        <w:rPr>
+          <w:rFonts w:ascii="Times New Roman" w:hAnsi="Times New Roman" w:cs="Times New Roman"/>
+          <w:sz w:val="26"/>
+          <w:szCs w:val="26"/>
+          <w:lang w:val="vi-VN"/>
+        </w:rPr>
+        <w:t>2</w:t>
+      </w:r>
+      <w:r>
+        <w:rPr>
+          <w:rFonts w:ascii="Times New Roman" w:hAnsi="Times New Roman" w:cs="Times New Roman"/>
+          <w:sz w:val="26"/>
+          <w:szCs w:val="26"/>
+          <w:lang w:val="vi-VN"/>
+        </w:rPr>
+        <w:t>: Sơ đồ thực thể liên kết</w:t>
       </w:r>
     </w:p>
     <w:sectPr>
-      <w:headerReference w:type="default" r:id="rId13"/>
-      <w:footerReference w:type="default" r:id="rId14"/>
+      <w:footerReference w:type="default" r:id="rId15"/>
       <w:pgSz w:w="11907" w:h="16839" w:code="9"/>
       <w:pgMar w:top="1418" w:right="1134" w:bottom="1418" w:left="1701" w:header="720" w:footer="720" w:gutter="0"/>
       <w:pgNumType w:start="1"/>
@@ -38832,6 +39635,56 @@
 </file>
 
 <file path=word/footer2.xml><?xml version="1.0" encoding="utf-8"?>
+<w:ftr xmlns:wpc="http://schemas.microsoft.com/office/word/2010/wordprocessingCanvas" xmlns:cx="http://schemas.microsoft.com/office/drawing/2014/chartex" xmlns:cx1="http://schemas.microsoft.com/office/drawing/2015/9/8/chartex" xmlns:cx2="http://schemas.microsoft.com/office/drawing/2015/10/21/chartex" xmlns:cx3="http://schemas.microsoft.com/office/drawing/2016/5/9/chartex" xmlns:cx4="http://schemas.microsoft.com/office/drawing/2016/5/10/chartex" xmlns:cx5="http://schemas.microsoft.com/office/drawing/2016/5/11/chartex" xmlns:cx6="http://schemas.microsoft.com/office/drawing/2016/5/12/chartex" xmlns:cx7="http://schemas.microsoft.com/office/drawing/2016/5/13/chartex" xmlns:cx8="http://schemas.microsoft.com/office/drawing/2016/5/14/chartex" xmlns:mc="http://schemas.openxmlformats.org/markup-compatibility/2006" xmlns:aink="http://schemas.microsoft.com/office/drawing/2016/ink" xmlns:am3d="http://schemas.microsoft.com/office/drawing/2017/model3d" xmlns:o="urn:schemas-microsoft-com:office:office" xmlns:oel="http://schemas.microsoft.com/office/2019/extlst" xmlns:r="http://schemas.openxmlformats.org/officeDocument/2006/relationships" xmlns:m="http://schemas.openxmlformats.org/officeDocument/2006/math" xmlns:v="urn:schemas-microsoft-com:vml" xmlns:wp14="http://schemas.microsoft.com/office/word/2010/wordprocessingDrawing" xmlns:wp="http://schemas.openxmlformats.org/drawingml/2006/wordprocessingDrawing" xmlns:w10="urn:schemas-microsoft-com:office:word" xmlns:w="http://schemas.openxmlformats.org/wordprocessingml/2006/main" xmlns:w14="http://schemas.microsoft.com/office/word/2010/wordml" xmlns:w15="http://schemas.microsoft.com/office/word/2012/wordml" xmlns:w16cex="http://schemas.microsoft.com/office/word/2018/wordml/cex" xmlns:w16cid="http://schemas.microsoft.com/office/word/2016/wordml/cid" xmlns:w16="http://schemas.microsoft.com/office/word/2018/wordml" xmlns:w16du="http://schemas.microsoft.com/office/word/2023/wordml/word16du" xmlns:w16sdtdh="http://schemas.microsoft.com/office/word/2020/wordml/sdtdatahash" xmlns:w16sdtfl="http://schemas.microsoft.com/office/word/2024/wordml/sdtformatlock" xmlns:w16se="http://schemas.microsoft.com/office/word/2015/wordml/symex" xmlns:wpg="http://schemas.microsoft.com/office/word/2010/wordprocessingGroup" xmlns:wpi="http://schemas.microsoft.com/office/word/2010/wordprocessingInk" xmlns:wne="http://schemas.microsoft.com/office/word/2006/wordml" xmlns:wps="http://schemas.microsoft.com/office/word/2010/wordprocessingShape" mc:Ignorable="w14 w15 w16se w16cid w16 w16cex w16sdtdh w16sdtfl w16du wp14">
+  <w:p>
+    <w:pPr>
+      <w:pStyle w:val="Footer"/>
+      <w:pBdr>
+        <w:top w:val="thinThickSmallGap" w:sz="24" w:space="1" w:color="823B0B" w:themeColor="accent2" w:themeShade="7F"/>
+      </w:pBdr>
+      <w:rPr>
+        <w:rFonts w:asciiTheme="majorHAnsi" w:eastAsiaTheme="majorEastAsia" w:hAnsiTheme="majorHAnsi" w:cstheme="majorBidi"/>
+      </w:rPr>
+    </w:pPr>
+    <w:r>
+      <w:rPr>
+        <w:rFonts w:ascii="Times New Roman" w:eastAsia="Calibri" w:hAnsi="Times New Roman" w:cs="Times New Roman"/>
+        <w:sz w:val="26"/>
+        <w:szCs w:val="26"/>
+      </w:rPr>
+      <w:t>ProjectDatabase</w:t>
+    </w:r>
+    <w:r>
+      <w:rPr>
+        <w:rFonts w:asciiTheme="majorHAnsi" w:eastAsiaTheme="majorEastAsia" w:hAnsiTheme="majorHAnsi" w:cstheme="majorBidi"/>
+      </w:rPr>
+      <w:t xml:space="preserve"> </w:t>
+    </w:r>
+    <w:r>
+      <w:rPr>
+        <w:rFonts w:asciiTheme="majorHAnsi" w:eastAsiaTheme="majorEastAsia" w:hAnsiTheme="majorHAnsi" w:cstheme="majorBidi"/>
+      </w:rPr>
+      <w:ptab w:relativeTo="margin" w:alignment="right" w:leader="none"/>
+    </w:r>
+    <w:r>
+      <w:rPr>
+        <w:rFonts w:ascii="Times New Roman" w:eastAsiaTheme="majorEastAsia" w:hAnsi="Times New Roman" w:cs="Times New Roman"/>
+        <w:sz w:val="26"/>
+        <w:szCs w:val="26"/>
+      </w:rPr>
+      <w:t xml:space="preserve"> </w:t>
+    </w:r>
+  </w:p>
+  <w:p>
+    <w:pPr>
+      <w:pStyle w:val="Footer"/>
+      <w:jc w:val="center"/>
+    </w:pPr>
+  </w:p>
+</w:ftr>
+</file>
+
+<file path=word/footer3.xml><?xml version="1.0" encoding="utf-8"?>
 <w:ftr xmlns:wpc="http://schemas.microsoft.com/office/word/2010/wordprocessingCanvas" xmlns:cx="http://schemas.microsoft.com/office/drawing/2014/chartex" xmlns:cx1="http://schemas.microsoft.com/office/drawing/2015/9/8/chartex" xmlns:cx2="http://schemas.microsoft.com/office/drawing/2015/10/21/chartex" xmlns:cx3="http://schemas.microsoft.com/office/drawing/2016/5/9/chartex" xmlns:cx4="http://schemas.microsoft.com/office/drawing/2016/5/10/chartex" xmlns:cx5="http://schemas.microsoft.com/office/drawing/2016/5/11/chartex" xmlns:cx6="http://schemas.microsoft.com/office/drawing/2016/5/12/chartex" xmlns:cx7="http://schemas.microsoft.com/office/drawing/2016/5/13/chartex" xmlns:cx8="http://schemas.microsoft.com/office/drawing/2016/5/14/chartex" xmlns:mc="http://schemas.openxmlformats.org/markup-compatibility/2006" xmlns:aink="http://schemas.microsoft.com/office/drawing/2016/ink" xmlns:am3d="http://schemas.microsoft.com/office/drawing/2017/model3d" xmlns:o="urn:schemas-microsoft-com:office:office" xmlns:oel="http://schemas.microsoft.com/office/2019/extlst" xmlns:r="http://schemas.openxmlformats.org/officeDocument/2006/relationships" xmlns:m="http://schemas.openxmlformats.org/officeDocument/2006/math" xmlns:v="urn:schemas-microsoft-com:vml" xmlns:wp14="http://schemas.microsoft.com/office/word/2010/wordprocessingDrawing" xmlns:wp="http://schemas.openxmlformats.org/drawingml/2006/wordprocessingDrawing" xmlns:w10="urn:schemas-microsoft-com:office:word" xmlns:w="http://schemas.openxmlformats.org/wordprocessingml/2006/main" xmlns:w14="http://schemas.microsoft.com/office/word/2010/wordml" xmlns:w15="http://schemas.microsoft.com/office/word/2012/wordml" xmlns:w16cex="http://schemas.microsoft.com/office/word/2018/wordml/cex" xmlns:w16cid="http://schemas.microsoft.com/office/word/2016/wordml/cid" xmlns:w16="http://schemas.microsoft.com/office/word/2018/wordml" xmlns:w16du="http://schemas.microsoft.com/office/word/2023/wordml/word16du" xmlns:w16sdtdh="http://schemas.microsoft.com/office/word/2020/wordml/sdtdatahash" xmlns:w16sdtfl="http://schemas.microsoft.com/office/word/2024/wordml/sdtformatlock" xmlns:w16se="http://schemas.microsoft.com/office/word/2015/wordml/symex" xmlns:wpg="http://schemas.microsoft.com/office/word/2010/wordprocessingGroup" xmlns:wpi="http://schemas.microsoft.com/office/word/2010/wordprocessingInk" xmlns:wne="http://schemas.microsoft.com/office/word/2006/wordml" xmlns:wps="http://schemas.microsoft.com/office/word/2010/wordprocessingShape" mc:Ignorable="w14 w15 w16se w16cid w16 w16cex w16sdtdh w16sdtfl w16du wp14">
   <w:p>
     <w:pPr>
@@ -40843,7 +41696,7 @@
   <w:style w:type="paragraph" w:default="1" w:styleId="Normal">
     <w:name w:val="Normal"/>
     <w:qFormat/>
-    <w:rsid w:val="00122DD0"/>
+    <w:rsid w:val="00351878"/>
   </w:style>
   <w:style w:type="paragraph" w:styleId="Heading1">
     <w:name w:val="heading 1"/>
